--- a/docs/Huddl_Connect_AI_System_Design_Document.docx
+++ b/docs/Huddl_Connect_AI_System_Design_Document.docx
@@ -7,31 +7,17 @@
         <w:pStyle w:val="Title"/>
       </w:pPr>
       <w:r>
-        <w:rPr>
-          <w:color w:val="FF975C"/>
-          <w:sz w:val="56"/>
-        </w:rPr>
         <w:t>Huddl Connect</w:t>
       </w:r>
     </w:p>
     <w:p>
       <w:r>
-        <w:rPr>
-          <w:b/>
-          <w:i w:val="0"/>
-          <w:sz w:val="32"/>
-        </w:rPr>
         <w:t>AI System Design Document</w:t>
       </w:r>
     </w:p>
     <w:p>
       <w:r>
-        <w:rPr>
-          <w:b w:val="0"/>
-          <w:i/>
-          <w:sz w:val="22"/>
-        </w:rPr>
-        <w:t>Version 2.1 | 05 April 2026</w:t>
+        <w:t>Version 3.0 | June 2026</w:t>
       </w:r>
     </w:p>
     <w:p>
@@ -44,17 +30,13 @@
         <w:pStyle w:val="Heading1"/>
       </w:pPr>
       <w:r>
-        <w:rPr>
-          <w:color w:val="262A35"/>
-        </w:rPr>
         <w:t>Document Control</w:t>
       </w:r>
     </w:p>
     <w:tbl>
       <w:tblPr>
-        <w:tblStyle w:val="LightGrid-Accent1"/>
+        <w:tblStyle w:val="TableGrid"/>
         <w:tblW w:type="auto" w:w="0"/>
-        <w:jc w:val="center"/>
         <w:tblLook w:firstColumn="1" w:firstRow="1" w:lastColumn="0" w:lastRow="0" w:noHBand="0" w:noVBand="1" w:val="04A0"/>
       </w:tblPr>
       <w:tblGrid>
@@ -67,13 +49,11 @@
         <w:tc>
           <w:tcPr>
             <w:tcW w:type="dxa" w:w="2160"/>
-            <w:shd w:val="clear" w:color="auto" w:fill="FF975C"/>
           </w:tcPr>
           <w:p>
             <w:r>
               <w:rPr>
                 <w:b/>
-                <w:sz w:val="20"/>
               </w:rPr>
               <w:t>Version</w:t>
             </w:r>
@@ -82,13 +62,11 @@
         <w:tc>
           <w:tcPr>
             <w:tcW w:type="dxa" w:w="2160"/>
-            <w:shd w:val="clear" w:color="auto" w:fill="FF975C"/>
           </w:tcPr>
           <w:p>
             <w:r>
               <w:rPr>
                 <w:b/>
-                <w:sz w:val="20"/>
               </w:rPr>
               <w:t>Date</w:t>
             </w:r>
@@ -97,13 +75,11 @@
         <w:tc>
           <w:tcPr>
             <w:tcW w:type="dxa" w:w="2160"/>
-            <w:shd w:val="clear" w:color="auto" w:fill="FF975C"/>
           </w:tcPr>
           <w:p>
             <w:r>
               <w:rPr>
                 <w:b/>
-                <w:sz w:val="20"/>
               </w:rPr>
               <w:t>Author</w:t>
             </w:r>
@@ -112,13 +88,11 @@
         <w:tc>
           <w:tcPr>
             <w:tcW w:type="dxa" w:w="2160"/>
-            <w:shd w:val="clear" w:color="auto" w:fill="FF975C"/>
           </w:tcPr>
           <w:p>
             <w:r>
               <w:rPr>
                 <w:b/>
-                <w:sz w:val="20"/>
               </w:rPr>
               <w:t>Changes</w:t>
             </w:r>
@@ -130,12 +104,117 @@
           <w:tcPr>
             <w:tcW w:type="dxa" w:w="2160"/>
           </w:tcPr>
+          <w:p/>
+        </w:tc>
+        <w:tc>
+          <w:tcPr>
+            <w:tcW w:type="dxa" w:w="2160"/>
+          </w:tcPr>
+          <w:p/>
+        </w:tc>
+        <w:tc>
+          <w:tcPr>
+            <w:tcW w:type="dxa" w:w="2160"/>
+          </w:tcPr>
+          <w:p/>
+        </w:tc>
+        <w:tc>
+          <w:tcPr>
+            <w:tcW w:type="dxa" w:w="2160"/>
+          </w:tcPr>
+          <w:p/>
+        </w:tc>
+      </w:tr>
+      <w:tr>
+        <w:tc>
+          <w:tcPr>
+            <w:tcW w:type="dxa" w:w="2160"/>
+          </w:tcPr>
+          <w:p>
+            <w:r>
+              <w:t>3.0</w:t>
+            </w:r>
+          </w:p>
+        </w:tc>
+        <w:tc>
+          <w:tcPr>
+            <w:tcW w:type="dxa" w:w="2160"/>
+          </w:tcPr>
+          <w:p>
+            <w:r>
+              <w:t>June 2026</w:t>
+            </w:r>
+          </w:p>
+        </w:tc>
+        <w:tc>
+          <w:tcPr>
+            <w:tcW w:type="dxa" w:w="2160"/>
+          </w:tcPr>
+          <w:p>
+            <w:r>
+              <w:t>Conrad / Malgorzata</w:t>
+            </w:r>
+          </w:p>
+        </w:tc>
+        <w:tc>
+          <w:tcPr>
+            <w:tcW w:type="dxa" w:w="2160"/>
+          </w:tcPr>
+          <w:p>
+            <w:r>
+              <w:t>Removed RevGlue/Deals AI, updated feature inventory, AI roadmap to appendix</w:t>
+            </w:r>
+          </w:p>
+        </w:tc>
+      </w:tr>
+    </w:tbl>
+    <w:p>
+      <w:pPr>
+        <w:pStyle w:val="Heading1"/>
+      </w:pPr>
+      <w:r>
+        <w:t>1. Executive Summary</w:t>
+      </w:r>
+    </w:p>
+    <w:p>
+      <w:r>
+        <w:rPr>
+          <w:b w:val="0"/>
+        </w:rPr>
+        <w:t>Huddl Connect embeds AI throughout the user experience to create a uniquely intelligent parenting community. All AI features are grounded in hyperlocal borough context — the app knows the user's postcode, parenting stage, children's ages, and local community. This document covers all live AI features, model architecture, data flow, usage limits by subscription tier, and privacy compliance.</w:t>
+      </w:r>
+    </w:p>
+    <w:p>
+      <w:pPr>
+        <w:pStyle w:val="Heading1"/>
+      </w:pPr>
+      <w:r>
+        <w:t>2. AI Feature Inventory (Live)</w:t>
+      </w:r>
+    </w:p>
+    <w:tbl>
+      <w:tblPr>
+        <w:tblStyle w:val="TableGrid"/>
+        <w:tblW w:type="auto" w:w="0"/>
+        <w:tblLook w:firstColumn="1" w:firstRow="1" w:lastColumn="0" w:lastRow="0" w:noHBand="0" w:noVBand="1" w:val="04A0"/>
+      </w:tblPr>
+      <w:tblGrid>
+        <w:gridCol w:w="2160"/>
+        <w:gridCol w:w="2160"/>
+        <w:gridCol w:w="2160"/>
+        <w:gridCol w:w="2160"/>
+      </w:tblGrid>
+      <w:tr>
+        <w:tc>
+          <w:tcPr>
+            <w:tcW w:type="dxa" w:w="2160"/>
+          </w:tcPr>
           <w:p>
             <w:r>
               <w:rPr>
-                <w:sz w:val="20"/>
+                <w:b/>
               </w:rPr>
-              <w:t>1.0</w:t>
+              <w:t>Feature</w:t>
             </w:r>
           </w:p>
         </w:tc>
@@ -146,9 +225,9 @@
           <w:p>
             <w:r>
               <w:rPr>
-                <w:sz w:val="20"/>
+                <w:b/>
               </w:rPr>
-              <w:t>01 Mar 2025</w:t>
+              <w:t>Status</w:t>
             </w:r>
           </w:p>
         </w:tc>
@@ -159,9 +238,9 @@
           <w:p>
             <w:r>
               <w:rPr>
-                <w:sz w:val="20"/>
+                <w:b/>
               </w:rPr>
-              <w:t>AI Team</w:t>
+              <w:t>Model/Engine</w:t>
             </w:r>
           </w:p>
         </w:tc>
@@ -172,9 +251,311 @@
           <w:p>
             <w:r>
               <w:rPr>
-                <w:sz w:val="20"/>
+                <w:b/>
               </w:rPr>
-              <w:t>Initial AI system design</w:t>
+              <w:t>Description</w:t>
+            </w:r>
+          </w:p>
+        </w:tc>
+      </w:tr>
+      <w:tr>
+        <w:tc>
+          <w:tcPr>
+            <w:tcW w:type="dxa" w:w="2160"/>
+          </w:tcPr>
+          <w:p/>
+        </w:tc>
+        <w:tc>
+          <w:tcPr>
+            <w:tcW w:type="dxa" w:w="2160"/>
+          </w:tcPr>
+          <w:p/>
+        </w:tc>
+        <w:tc>
+          <w:tcPr>
+            <w:tcW w:type="dxa" w:w="2160"/>
+          </w:tcPr>
+          <w:p/>
+        </w:tc>
+        <w:tc>
+          <w:tcPr>
+            <w:tcW w:type="dxa" w:w="2160"/>
+          </w:tcPr>
+          <w:p/>
+        </w:tc>
+      </w:tr>
+      <w:tr>
+        <w:tc>
+          <w:tcPr>
+            <w:tcW w:type="dxa" w:w="2160"/>
+          </w:tcPr>
+          <w:p/>
+        </w:tc>
+        <w:tc>
+          <w:tcPr>
+            <w:tcW w:type="dxa" w:w="2160"/>
+          </w:tcPr>
+          <w:p/>
+        </w:tc>
+        <w:tc>
+          <w:tcPr>
+            <w:tcW w:type="dxa" w:w="2160"/>
+          </w:tcPr>
+          <w:p/>
+        </w:tc>
+        <w:tc>
+          <w:tcPr>
+            <w:tcW w:type="dxa" w:w="2160"/>
+          </w:tcPr>
+          <w:p/>
+        </w:tc>
+      </w:tr>
+      <w:tr>
+        <w:tc>
+          <w:tcPr>
+            <w:tcW w:type="dxa" w:w="2160"/>
+          </w:tcPr>
+          <w:p/>
+        </w:tc>
+        <w:tc>
+          <w:tcPr>
+            <w:tcW w:type="dxa" w:w="2160"/>
+          </w:tcPr>
+          <w:p/>
+        </w:tc>
+        <w:tc>
+          <w:tcPr>
+            <w:tcW w:type="dxa" w:w="2160"/>
+          </w:tcPr>
+          <w:p/>
+        </w:tc>
+        <w:tc>
+          <w:tcPr>
+            <w:tcW w:type="dxa" w:w="2160"/>
+          </w:tcPr>
+          <w:p/>
+        </w:tc>
+      </w:tr>
+      <w:tr>
+        <w:tc>
+          <w:tcPr>
+            <w:tcW w:type="dxa" w:w="2160"/>
+          </w:tcPr>
+          <w:p/>
+        </w:tc>
+        <w:tc>
+          <w:tcPr>
+            <w:tcW w:type="dxa" w:w="2160"/>
+          </w:tcPr>
+          <w:p/>
+        </w:tc>
+        <w:tc>
+          <w:tcPr>
+            <w:tcW w:type="dxa" w:w="2160"/>
+          </w:tcPr>
+          <w:p/>
+        </w:tc>
+        <w:tc>
+          <w:tcPr>
+            <w:tcW w:type="dxa" w:w="2160"/>
+          </w:tcPr>
+          <w:p/>
+        </w:tc>
+      </w:tr>
+      <w:tr>
+        <w:tc>
+          <w:tcPr>
+            <w:tcW w:type="dxa" w:w="2160"/>
+          </w:tcPr>
+          <w:p/>
+        </w:tc>
+        <w:tc>
+          <w:tcPr>
+            <w:tcW w:type="dxa" w:w="2160"/>
+          </w:tcPr>
+          <w:p/>
+        </w:tc>
+        <w:tc>
+          <w:tcPr>
+            <w:tcW w:type="dxa" w:w="2160"/>
+          </w:tcPr>
+          <w:p/>
+        </w:tc>
+        <w:tc>
+          <w:tcPr>
+            <w:tcW w:type="dxa" w:w="2160"/>
+          </w:tcPr>
+          <w:p/>
+        </w:tc>
+      </w:tr>
+      <w:tr>
+        <w:tc>
+          <w:tcPr>
+            <w:tcW w:type="dxa" w:w="2160"/>
+          </w:tcPr>
+          <w:p/>
+        </w:tc>
+        <w:tc>
+          <w:tcPr>
+            <w:tcW w:type="dxa" w:w="2160"/>
+          </w:tcPr>
+          <w:p/>
+        </w:tc>
+        <w:tc>
+          <w:tcPr>
+            <w:tcW w:type="dxa" w:w="2160"/>
+          </w:tcPr>
+          <w:p/>
+        </w:tc>
+        <w:tc>
+          <w:tcPr>
+            <w:tcW w:type="dxa" w:w="2160"/>
+          </w:tcPr>
+          <w:p/>
+        </w:tc>
+      </w:tr>
+      <w:tr>
+        <w:tc>
+          <w:tcPr>
+            <w:tcW w:type="dxa" w:w="2160"/>
+          </w:tcPr>
+          <w:p/>
+        </w:tc>
+        <w:tc>
+          <w:tcPr>
+            <w:tcW w:type="dxa" w:w="2160"/>
+          </w:tcPr>
+          <w:p/>
+        </w:tc>
+        <w:tc>
+          <w:tcPr>
+            <w:tcW w:type="dxa" w:w="2160"/>
+          </w:tcPr>
+          <w:p/>
+        </w:tc>
+        <w:tc>
+          <w:tcPr>
+            <w:tcW w:type="dxa" w:w="2160"/>
+          </w:tcPr>
+          <w:p/>
+        </w:tc>
+      </w:tr>
+      <w:tr>
+        <w:tc>
+          <w:tcPr>
+            <w:tcW w:type="dxa" w:w="2160"/>
+          </w:tcPr>
+          <w:p/>
+        </w:tc>
+        <w:tc>
+          <w:tcPr>
+            <w:tcW w:type="dxa" w:w="2160"/>
+          </w:tcPr>
+          <w:p/>
+        </w:tc>
+        <w:tc>
+          <w:tcPr>
+            <w:tcW w:type="dxa" w:w="2160"/>
+          </w:tcPr>
+          <w:p/>
+        </w:tc>
+        <w:tc>
+          <w:tcPr>
+            <w:tcW w:type="dxa" w:w="2160"/>
+          </w:tcPr>
+          <w:p/>
+        </w:tc>
+      </w:tr>
+      <w:tr>
+        <w:tc>
+          <w:tcPr>
+            <w:tcW w:type="dxa" w:w="2160"/>
+          </w:tcPr>
+          <w:p/>
+        </w:tc>
+        <w:tc>
+          <w:tcPr>
+            <w:tcW w:type="dxa" w:w="2160"/>
+          </w:tcPr>
+          <w:p/>
+        </w:tc>
+        <w:tc>
+          <w:tcPr>
+            <w:tcW w:type="dxa" w:w="2160"/>
+          </w:tcPr>
+          <w:p/>
+        </w:tc>
+        <w:tc>
+          <w:tcPr>
+            <w:tcW w:type="dxa" w:w="2160"/>
+          </w:tcPr>
+          <w:p/>
+        </w:tc>
+      </w:tr>
+      <w:tr>
+        <w:tc>
+          <w:tcPr>
+            <w:tcW w:type="dxa" w:w="2160"/>
+          </w:tcPr>
+          <w:p/>
+        </w:tc>
+        <w:tc>
+          <w:tcPr>
+            <w:tcW w:type="dxa" w:w="2160"/>
+          </w:tcPr>
+          <w:p/>
+        </w:tc>
+        <w:tc>
+          <w:tcPr>
+            <w:tcW w:type="dxa" w:w="2160"/>
+          </w:tcPr>
+          <w:p/>
+        </w:tc>
+        <w:tc>
+          <w:tcPr>
+            <w:tcW w:type="dxa" w:w="2160"/>
+          </w:tcPr>
+          <w:p/>
+        </w:tc>
+      </w:tr>
+      <w:tr>
+        <w:tc>
+          <w:tcPr>
+            <w:tcW w:type="dxa" w:w="2160"/>
+          </w:tcPr>
+          <w:p>
+            <w:r>
+              <w:t>AI Chat Helper (Copilot)</w:t>
+            </w:r>
+          </w:p>
+        </w:tc>
+        <w:tc>
+          <w:tcPr>
+            <w:tcW w:type="dxa" w:w="2160"/>
+          </w:tcPr>
+          <w:p>
+            <w:r>
+              <w:t>LIVE</w:t>
+            </w:r>
+          </w:p>
+        </w:tc>
+        <w:tc>
+          <w:tcPr>
+            <w:tcW w:type="dxa" w:w="2160"/>
+          </w:tcPr>
+          <w:p>
+            <w:r>
+              <w:t>Google Gemini API</w:t>
+            </w:r>
+          </w:p>
+        </w:tc>
+        <w:tc>
+          <w:tcPr>
+            <w:tcW w:type="dxa" w:w="2160"/>
+          </w:tcPr>
+          <w:p>
+            <w:r>
+              <w:t>Conversational parenting AI. Answers questions grounded in borough context.</w:t>
             </w:r>
           </w:p>
         </w:tc>
@@ -186,10 +567,7 @@
           </w:tcPr>
           <w:p>
             <w:r>
-              <w:rPr>
-                <w:sz w:val="20"/>
-              </w:rPr>
-              <w:t>2.0</w:t>
+              <w:t>AI Smart Feed</w:t>
             </w:r>
           </w:p>
         </w:tc>
@@ -199,10 +577,7 @@
           </w:tcPr>
           <w:p>
             <w:r>
-              <w:rPr>
-                <w:sz w:val="20"/>
-              </w:rPr>
-              <w:t>03 Apr 2025</w:t>
+              <w:t>LIVE</w:t>
             </w:r>
           </w:p>
         </w:tc>
@@ -212,10 +587,7 @@
           </w:tcPr>
           <w:p>
             <w:r>
-              <w:rPr>
-                <w:sz w:val="20"/>
-              </w:rPr>
-              <w:t>AI Team</w:t>
+              <w:t>On-device scoring + Gemini</w:t>
             </w:r>
           </w:p>
         </w:tc>
@@ -225,10 +597,7 @@
           </w:tcPr>
           <w:p>
             <w:r>
-              <w:rPr>
-                <w:sz w:val="20"/>
-              </w:rPr>
-              <w:t>Added Travel Concierge, Matchmaker, Smart Feed</w:t>
+              <w:t>Personalises Home feed. Invisible, non-intrusive reordering.</w:t>
             </w:r>
           </w:p>
         </w:tc>
@@ -240,10 +609,533 @@
           </w:tcPr>
           <w:p>
             <w:r>
+              <w:t>AI Events Finder</w:t>
+            </w:r>
+          </w:p>
+        </w:tc>
+        <w:tc>
+          <w:tcPr>
+            <w:tcW w:type="dxa" w:w="2160"/>
+          </w:tcPr>
+          <w:p>
+            <w:r>
+              <w:t>LIVE</w:t>
+            </w:r>
+          </w:p>
+        </w:tc>
+        <w:tc>
+          <w:tcPr>
+            <w:tcW w:type="dxa" w:w="2160"/>
+          </w:tcPr>
+          <w:p>
+            <w:r>
+              <w:t>Gemini + web discovery</w:t>
+            </w:r>
+          </w:p>
+        </w:tc>
+        <w:tc>
+          <w:tcPr>
+            <w:tcW w:type="dxa" w:w="2160"/>
+          </w:tcPr>
+          <w:p>
+            <w:r>
+              <w:t>Daily local event discovery. Borough and age-group filtered.</w:t>
+            </w:r>
+          </w:p>
+        </w:tc>
+      </w:tr>
+      <w:tr>
+        <w:tc>
+          <w:tcPr>
+            <w:tcW w:type="dxa" w:w="2160"/>
+          </w:tcPr>
+          <w:p>
+            <w:r>
+              <w:t>AI Group Summaries</w:t>
+            </w:r>
+          </w:p>
+        </w:tc>
+        <w:tc>
+          <w:tcPr>
+            <w:tcW w:type="dxa" w:w="2160"/>
+          </w:tcPr>
+          <w:p>
+            <w:r>
+              <w:t>LIVE</w:t>
+            </w:r>
+          </w:p>
+        </w:tc>
+        <w:tc>
+          <w:tcPr>
+            <w:tcW w:type="dxa" w:w="2160"/>
+          </w:tcPr>
+          <w:p>
+            <w:r>
+              <w:t>Gemini summarisation</w:t>
+            </w:r>
+          </w:p>
+        </w:tc>
+        <w:tc>
+          <w:tcPr>
+            <w:tcW w:type="dxa" w:w="2160"/>
+          </w:tcPr>
+          <w:p>
+            <w:r>
+              <w:t>Catches up users on missed chat. Plain-English group summaries.</w:t>
+            </w:r>
+          </w:p>
+        </w:tc>
+      </w:tr>
+      <w:tr>
+        <w:tc>
+          <w:tcPr>
+            <w:tcW w:type="dxa" w:w="2160"/>
+          </w:tcPr>
+          <w:p>
+            <w:r>
+              <w:t>AI Listing Writer</w:t>
+            </w:r>
+          </w:p>
+        </w:tc>
+        <w:tc>
+          <w:tcPr>
+            <w:tcW w:type="dxa" w:w="2160"/>
+          </w:tcPr>
+          <w:p>
+            <w:r>
+              <w:t>LIVE</w:t>
+            </w:r>
+          </w:p>
+        </w:tc>
+        <w:tc>
+          <w:tcPr>
+            <w:tcW w:type="dxa" w:w="2160"/>
+          </w:tcPr>
+          <w:p>
+            <w:r>
+              <w:t>Gemini text generation</w:t>
+            </w:r>
+          </w:p>
+        </w:tc>
+        <w:tc>
+          <w:tcPr>
+            <w:tcW w:type="dxa" w:w="2160"/>
+          </w:tcPr>
+          <w:p>
+            <w:r>
+              <w:t>Auto-drafts marketplace listing descriptions from minimal input.</w:t>
+            </w:r>
+          </w:p>
+        </w:tc>
+      </w:tr>
+      <w:tr>
+        <w:tc>
+          <w:tcPr>
+            <w:tcW w:type="dxa" w:w="2160"/>
+          </w:tcPr>
+          <w:p>
+            <w:r>
+              <w:t>AI Event Recommendations</w:t>
+            </w:r>
+          </w:p>
+        </w:tc>
+        <w:tc>
+          <w:tcPr>
+            <w:tcW w:type="dxa" w:w="2160"/>
+          </w:tcPr>
+          <w:p>
+            <w:r>
+              <w:t>LIVE</w:t>
+            </w:r>
+          </w:p>
+        </w:tc>
+        <w:tc>
+          <w:tcPr>
+            <w:tcW w:type="dxa" w:w="2160"/>
+          </w:tcPr>
+          <w:p>
+            <w:r>
+              <w:t>Collaborative filtering</w:t>
+            </w:r>
+          </w:p>
+        </w:tc>
+        <w:tc>
+          <w:tcPr>
+            <w:tcW w:type="dxa" w:w="2160"/>
+          </w:tcPr>
+          <w:p>
+            <w:r>
+              <w:t>Personalised event suggestions based on learned preferences.</w:t>
+            </w:r>
+          </w:p>
+        </w:tc>
+      </w:tr>
+      <w:tr>
+        <w:tc>
+          <w:tcPr>
+            <w:tcW w:type="dxa" w:w="2160"/>
+          </w:tcPr>
+          <w:p>
+            <w:r>
+              <w:t>AI Meetup Matchmaker</w:t>
+            </w:r>
+          </w:p>
+        </w:tc>
+        <w:tc>
+          <w:tcPr>
+            <w:tcW w:type="dxa" w:w="2160"/>
+          </w:tcPr>
+          <w:p>
+            <w:r>
+              <w:t>LIVE</w:t>
+            </w:r>
+          </w:p>
+        </w:tc>
+        <w:tc>
+          <w:tcPr>
+            <w:tcW w:type="dxa" w:w="2160"/>
+          </w:tcPr>
+          <w:p>
+            <w:r>
+              <w:t>Gemini + user profile matching</w:t>
+            </w:r>
+          </w:p>
+        </w:tc>
+        <w:tc>
+          <w:tcPr>
+            <w:tcW w:type="dxa" w:w="2160"/>
+          </w:tcPr>
+          <w:p>
+            <w:r>
+              <w:t>Suggests best local meetups for user's profile. Circle tier only.</w:t>
+            </w:r>
+          </w:p>
+        </w:tc>
+      </w:tr>
+      <w:tr>
+        <w:tc>
+          <w:tcPr>
+            <w:tcW w:type="dxa" w:w="2160"/>
+          </w:tcPr>
+          <w:p>
+            <w:r>
+              <w:t>Borough AI Context Engine</w:t>
+            </w:r>
+          </w:p>
+        </w:tc>
+        <w:tc>
+          <w:tcPr>
+            <w:tcW w:type="dxa" w:w="2160"/>
+          </w:tcPr>
+          <w:p>
+            <w:r>
+              <w:t>LIVE</w:t>
+            </w:r>
+          </w:p>
+        </w:tc>
+        <w:tc>
+          <w:tcPr>
+            <w:tcW w:type="dxa" w:w="2160"/>
+          </w:tcPr>
+          <w:p>
+            <w:r>
+              <w:t>GeminiSystemPromptBuilder</w:t>
+            </w:r>
+          </w:p>
+        </w:tc>
+        <w:tc>
+          <w:tcPr>
+            <w:tcW w:type="dxa" w:w="2160"/>
+          </w:tcPr>
+          <w:p>
+            <w:r>
+              <w:t>Injects hyperlocal borough data into all AI prompts.</w:t>
+            </w:r>
+          </w:p>
+        </w:tc>
+      </w:tr>
+      <w:tr>
+        <w:tc>
+          <w:tcPr>
+            <w:tcW w:type="dxa" w:w="2160"/>
+          </w:tcPr>
+          <w:p>
+            <w:r>
+              <w:t>Daily AI Refresh</w:t>
+            </w:r>
+          </w:p>
+        </w:tc>
+        <w:tc>
+          <w:tcPr>
+            <w:tcW w:type="dxa" w:w="2160"/>
+          </w:tcPr>
+          <w:p>
+            <w:r>
+              <w:t>LIVE</w:t>
+            </w:r>
+          </w:p>
+        </w:tc>
+        <w:tc>
+          <w:tcPr>
+            <w:tcW w:type="dxa" w:w="2160"/>
+          </w:tcPr>
+          <w:p>
+            <w:r>
+              <w:t>Scheduled Gemini calls</w:t>
+            </w:r>
+          </w:p>
+        </w:tc>
+        <w:tc>
+          <w:tcPr>
+            <w:tcW w:type="dxa" w:w="2160"/>
+          </w:tcPr>
+          <w:p>
+            <w:r>
+              <w:t>Nightly background refresh. Pre-computes feed and recommendations.</w:t>
+            </w:r>
+          </w:p>
+        </w:tc>
+      </w:tr>
+      <w:tr>
+        <w:tc>
+          <w:tcPr>
+            <w:tcW w:type="dxa" w:w="2160"/>
+          </w:tcPr>
+          <w:p>
+            <w:r>
+              <w:t>Invisible AI Learning Engine</w:t>
+            </w:r>
+          </w:p>
+        </w:tc>
+        <w:tc>
+          <w:tcPr>
+            <w:tcW w:type="dxa" w:w="2160"/>
+          </w:tcPr>
+          <w:p>
+            <w:r>
+              <w:t>LIVE</w:t>
+            </w:r>
+          </w:p>
+        </w:tc>
+        <w:tc>
+          <w:tcPr>
+            <w:tcW w:type="dxa" w:w="2160"/>
+          </w:tcPr>
+          <w:p>
+            <w:r>
+              <w:t>Activity tracking + scoring</w:t>
+            </w:r>
+          </w:p>
+        </w:tc>
+        <w:tc>
+          <w:tcPr>
+            <w:tcW w:type="dxa" w:w="2160"/>
+          </w:tcPr>
+          <w:p>
+            <w:r>
+              <w:t>Learns user preferences silently from app interactions.</w:t>
+            </w:r>
+          </w:p>
+        </w:tc>
+      </w:tr>
+    </w:tbl>
+    <w:p>
+      <w:pPr>
+        <w:pStyle w:val="Heading1"/>
+      </w:pPr>
+      <w:r>
+        <w:t>3. AI Architecture</w:t>
+      </w:r>
+    </w:p>
+    <w:p>
+      <w:pPr>
+        <w:pStyle w:val="Heading2"/>
+      </w:pPr>
+      <w:r>
+        <w:t>3.1 Borough Context Engine</w:t>
+      </w:r>
+    </w:p>
+    <w:p>
+      <w:r>
+        <w:rPr>
+          <w:b w:val="0"/>
+        </w:rPr>
+        <w:t>The GeminiSystemPromptBuilder assembles a rich system prompt for every AI call. It injects:</w:t>
+      </w:r>
+    </w:p>
+    <w:p>
+      <w:pPr>
+        <w:pStyle w:val="ListBullet"/>
+      </w:pPr>
+      <w:r>
+        <w:t>User's borough and postcode (from onboarding)</w:t>
+      </w:r>
+    </w:p>
+    <w:p>
+      <w:pPr>
+        <w:pStyle w:val="ListBullet"/>
+      </w:pPr>
+      <w:r>
+        <w:t>Parenting stage (Aspiring, Expecting, New Parent, Experienced Parent)</w:t>
+      </w:r>
+    </w:p>
+    <w:p>
+      <w:pPr>
+        <w:pStyle w:val="ListBullet"/>
+      </w:pPr>
+      <w:r>
+        <w:t>Children's ages and developmental stage</w:t>
+      </w:r>
+    </w:p>
+    <w:p>
+      <w:pPr>
+        <w:pStyle w:val="ListBullet"/>
+      </w:pPr>
+      <w:r>
+        <w:t>Local borough directory: schools, parks, children's centres, NHS services</w:t>
+      </w:r>
+    </w:p>
+    <w:p>
+      <w:pPr>
+        <w:pStyle w:val="ListBullet"/>
+      </w:pPr>
+      <w:r>
+        <w:t>Community activity: recent group messages, meetup attendance, marketplace listings</w:t>
+      </w:r>
+    </w:p>
+    <w:p>
+      <w:pPr>
+        <w:pStyle w:val="ListBullet"/>
+      </w:pPr>
+      <w:r>
+        <w:t>HyperlocalRules: borough-specific context constraints and tone guidelines</w:t>
+      </w:r>
+    </w:p>
+    <w:p>
+      <w:pPr>
+        <w:pStyle w:val="ListBullet"/>
+      </w:pPr>
+      <w:r>
+        <w:t>Empathy and safety guardrails: UK safeguarding and children's code alignment</w:t>
+      </w:r>
+    </w:p>
+    <w:p>
+      <w:pPr>
+        <w:pStyle w:val="ListBullet"/>
+      </w:pPr>
+      <w:r>
+        <w:t>AI knowledge base: curated parenting information grounded in NHS guidance</w:t>
+      </w:r>
+    </w:p>
+    <w:p>
+      <w:pPr>
+        <w:pStyle w:val="Heading2"/>
+      </w:pPr>
+      <w:r>
+        <w:t>3.2 AI Copilot (Chat Helper) Flow</w:t>
+      </w:r>
+    </w:p>
+    <w:p>
+      <w:r>
+        <w:rPr>
+          <w:b w:val="0"/>
+        </w:rPr>
+        <w:t>1. User sends message in AI Copilot screen.</w:t>
+        <w:br/>
+        <w:t>2. AiCopilotService constructs conversation history.</w:t>
+        <w:br/>
+        <w:t>3. GeminiSystemPromptBuilder assembles borough-grounded system prompt.</w:t>
+        <w:br/>
+        <w:t>4. Gemini API called via AiApiHelper (with retry and timeout handling).</w:t>
+        <w:br/>
+        <w:t>5. Response parsed, categorised (health, development, local services, etc.).</w:t>
+        <w:br/>
+        <w:t>6. CopilotActions generated if relevant (e.g., 'Browse local events', 'Find a meetup').</w:t>
+        <w:br/>
+        <w:t>7. Response displayed with source note and feedback mechanism.</w:t>
+        <w:br/>
+        <w:t>8. Usage counter incremented via SubscriptionService.</w:t>
+      </w:r>
+    </w:p>
+    <w:p>
+      <w:pPr>
+        <w:pStyle w:val="Heading2"/>
+      </w:pPr>
+      <w:r>
+        <w:t>3.3 AI Smart Feed Flow</w:t>
+      </w:r>
+    </w:p>
+    <w:p>
+      <w:r>
+        <w:rPr>
+          <w:b w:val="0"/>
+        </w:rPr>
+        <w:t>1. DailyAiRefreshService runs nightly to pre-compute feed scores.</w:t>
+        <w:br/>
+        <w:t>2. AiFeedService scores each content item (group activity, event relevance, marketplace match).</w:t>
+        <w:br/>
+        <w:t>3. Home screen applies InvisibleAiService reordering on load.</w:t>
+        <w:br/>
+        <w:t>4. Feed presented with subtle 'AI-suggested' labels where AI influenced ranking.</w:t>
+        <w:br/>
+        <w:t>5. User thumbs feedback captured and fed back to learning engine.</w:t>
+      </w:r>
+    </w:p>
+    <w:p>
+      <w:pPr>
+        <w:pStyle w:val="Heading2"/>
+      </w:pPr>
+      <w:r>
+        <w:t>3.4 AI Events Finder Flow</w:t>
+      </w:r>
+    </w:p>
+    <w:p>
+      <w:r>
+        <w:rPr>
+          <w:b w:val="0"/>
+        </w:rPr>
+        <w:t>1. AiEventDiscoveryService triggered daily (per-tier quota).</w:t>
+        <w:br/>
+        <w:t>2. Gemini API queried with borough, date range, and age-group filters.</w:t>
+        <w:br/>
+        <w:t>3. Discovered events enriched with local venue data from borough directory.</w:t>
+        <w:br/>
+        <w:t>4. Results stored in Firestore events collection.</w:t>
+        <w:br/>
+        <w:t>5. AiEventRecommenderService applies personalisation layer for Neighbour/Circle tiers.</w:t>
+      </w:r>
+    </w:p>
+    <w:p>
+      <w:pPr>
+        <w:pStyle w:val="Heading1"/>
+      </w:pPr>
+      <w:r>
+        <w:t>4. AI Usage Limits by Tier</w:t>
+      </w:r>
+    </w:p>
+    <w:tbl>
+      <w:tblPr>
+        <w:tblStyle w:val="TableGrid"/>
+        <w:tblW w:type="auto" w:w="0"/>
+        <w:tblLook w:firstColumn="1" w:firstRow="1" w:lastColumn="0" w:lastRow="0" w:noHBand="0" w:noVBand="1" w:val="04A0"/>
+      </w:tblPr>
+      <w:tblGrid>
+        <w:gridCol w:w="2160"/>
+        <w:gridCol w:w="2160"/>
+        <w:gridCol w:w="2160"/>
+        <w:gridCol w:w="2160"/>
+      </w:tblGrid>
+      <w:tr>
+        <w:tc>
+          <w:tcPr>
+            <w:tcW w:type="dxa" w:w="2160"/>
+          </w:tcPr>
+          <w:p>
+            <w:r>
               <w:rPr>
-                <w:sz w:val="20"/>
+                <w:b/>
               </w:rPr>
-              <w:t>2.1</w:t>
+              <w:t>AI Feature</w:t>
             </w:r>
           </w:p>
         </w:tc>
@@ -254,9 +1146,9 @@
           <w:p>
             <w:r>
               <w:rPr>
-                <w:sz w:val="20"/>
+                <w:b/>
               </w:rPr>
-              <w:t>05 April 2026</w:t>
+              <w:t>Welcome (Free)</w:t>
             </w:r>
           </w:p>
         </w:tc>
@@ -267,9 +1159,9 @@
           <w:p>
             <w:r>
               <w:rPr>
-                <w:sz w:val="20"/>
+                <w:b/>
               </w:rPr>
-              <w:t>AI Team</w:t>
+              <w:t>Neighbour</w:t>
             </w:r>
           </w:p>
         </w:tc>
@@ -280,9 +1172,1388 @@
           <w:p>
             <w:r>
               <w:rPr>
-                <w:sz w:val="20"/>
+                <w:b/>
               </w:rPr>
-              <w:t>Added Deals recommendation engine, family curation logic</w:t>
+              <w:t>Circle</w:t>
+            </w:r>
+          </w:p>
+        </w:tc>
+      </w:tr>
+      <w:tr>
+        <w:tc>
+          <w:tcPr>
+            <w:tcW w:type="dxa" w:w="2160"/>
+          </w:tcPr>
+          <w:p/>
+        </w:tc>
+        <w:tc>
+          <w:tcPr>
+            <w:tcW w:type="dxa" w:w="2160"/>
+          </w:tcPr>
+          <w:p/>
+        </w:tc>
+        <w:tc>
+          <w:tcPr>
+            <w:tcW w:type="dxa" w:w="2160"/>
+          </w:tcPr>
+          <w:p/>
+        </w:tc>
+        <w:tc>
+          <w:tcPr>
+            <w:tcW w:type="dxa" w:w="2160"/>
+          </w:tcPr>
+          <w:p/>
+        </w:tc>
+      </w:tr>
+      <w:tr>
+        <w:tc>
+          <w:tcPr>
+            <w:tcW w:type="dxa" w:w="2160"/>
+          </w:tcPr>
+          <w:p/>
+        </w:tc>
+        <w:tc>
+          <w:tcPr>
+            <w:tcW w:type="dxa" w:w="2160"/>
+          </w:tcPr>
+          <w:p/>
+        </w:tc>
+        <w:tc>
+          <w:tcPr>
+            <w:tcW w:type="dxa" w:w="2160"/>
+          </w:tcPr>
+          <w:p/>
+        </w:tc>
+        <w:tc>
+          <w:tcPr>
+            <w:tcW w:type="dxa" w:w="2160"/>
+          </w:tcPr>
+          <w:p/>
+        </w:tc>
+      </w:tr>
+      <w:tr>
+        <w:tc>
+          <w:tcPr>
+            <w:tcW w:type="dxa" w:w="2160"/>
+          </w:tcPr>
+          <w:p/>
+        </w:tc>
+        <w:tc>
+          <w:tcPr>
+            <w:tcW w:type="dxa" w:w="2160"/>
+          </w:tcPr>
+          <w:p/>
+        </w:tc>
+        <w:tc>
+          <w:tcPr>
+            <w:tcW w:type="dxa" w:w="2160"/>
+          </w:tcPr>
+          <w:p/>
+        </w:tc>
+        <w:tc>
+          <w:tcPr>
+            <w:tcW w:type="dxa" w:w="2160"/>
+          </w:tcPr>
+          <w:p/>
+        </w:tc>
+      </w:tr>
+      <w:tr>
+        <w:tc>
+          <w:tcPr>
+            <w:tcW w:type="dxa" w:w="2160"/>
+          </w:tcPr>
+          <w:p/>
+        </w:tc>
+        <w:tc>
+          <w:tcPr>
+            <w:tcW w:type="dxa" w:w="2160"/>
+          </w:tcPr>
+          <w:p/>
+        </w:tc>
+        <w:tc>
+          <w:tcPr>
+            <w:tcW w:type="dxa" w:w="2160"/>
+          </w:tcPr>
+          <w:p/>
+        </w:tc>
+        <w:tc>
+          <w:tcPr>
+            <w:tcW w:type="dxa" w:w="2160"/>
+          </w:tcPr>
+          <w:p/>
+        </w:tc>
+      </w:tr>
+      <w:tr>
+        <w:tc>
+          <w:tcPr>
+            <w:tcW w:type="dxa" w:w="2160"/>
+          </w:tcPr>
+          <w:p/>
+        </w:tc>
+        <w:tc>
+          <w:tcPr>
+            <w:tcW w:type="dxa" w:w="2160"/>
+          </w:tcPr>
+          <w:p/>
+        </w:tc>
+        <w:tc>
+          <w:tcPr>
+            <w:tcW w:type="dxa" w:w="2160"/>
+          </w:tcPr>
+          <w:p/>
+        </w:tc>
+        <w:tc>
+          <w:tcPr>
+            <w:tcW w:type="dxa" w:w="2160"/>
+          </w:tcPr>
+          <w:p/>
+        </w:tc>
+      </w:tr>
+      <w:tr>
+        <w:tc>
+          <w:tcPr>
+            <w:tcW w:type="dxa" w:w="2160"/>
+          </w:tcPr>
+          <w:p/>
+        </w:tc>
+        <w:tc>
+          <w:tcPr>
+            <w:tcW w:type="dxa" w:w="2160"/>
+          </w:tcPr>
+          <w:p/>
+        </w:tc>
+        <w:tc>
+          <w:tcPr>
+            <w:tcW w:type="dxa" w:w="2160"/>
+          </w:tcPr>
+          <w:p/>
+        </w:tc>
+        <w:tc>
+          <w:tcPr>
+            <w:tcW w:type="dxa" w:w="2160"/>
+          </w:tcPr>
+          <w:p/>
+        </w:tc>
+      </w:tr>
+      <w:tr>
+        <w:tc>
+          <w:tcPr>
+            <w:tcW w:type="dxa" w:w="2160"/>
+          </w:tcPr>
+          <w:p/>
+        </w:tc>
+        <w:tc>
+          <w:tcPr>
+            <w:tcW w:type="dxa" w:w="2160"/>
+          </w:tcPr>
+          <w:p/>
+        </w:tc>
+        <w:tc>
+          <w:tcPr>
+            <w:tcW w:type="dxa" w:w="2160"/>
+          </w:tcPr>
+          <w:p/>
+        </w:tc>
+        <w:tc>
+          <w:tcPr>
+            <w:tcW w:type="dxa" w:w="2160"/>
+          </w:tcPr>
+          <w:p/>
+        </w:tc>
+      </w:tr>
+      <w:tr>
+        <w:tc>
+          <w:tcPr>
+            <w:tcW w:type="dxa" w:w="2160"/>
+          </w:tcPr>
+          <w:p/>
+        </w:tc>
+        <w:tc>
+          <w:tcPr>
+            <w:tcW w:type="dxa" w:w="2160"/>
+          </w:tcPr>
+          <w:p/>
+        </w:tc>
+        <w:tc>
+          <w:tcPr>
+            <w:tcW w:type="dxa" w:w="2160"/>
+          </w:tcPr>
+          <w:p/>
+        </w:tc>
+        <w:tc>
+          <w:tcPr>
+            <w:tcW w:type="dxa" w:w="2160"/>
+          </w:tcPr>
+          <w:p/>
+        </w:tc>
+      </w:tr>
+      <w:tr>
+        <w:tc>
+          <w:tcPr>
+            <w:tcW w:type="dxa" w:w="2160"/>
+          </w:tcPr>
+          <w:p/>
+        </w:tc>
+        <w:tc>
+          <w:tcPr>
+            <w:tcW w:type="dxa" w:w="2160"/>
+          </w:tcPr>
+          <w:p/>
+        </w:tc>
+        <w:tc>
+          <w:tcPr>
+            <w:tcW w:type="dxa" w:w="2160"/>
+          </w:tcPr>
+          <w:p/>
+        </w:tc>
+        <w:tc>
+          <w:tcPr>
+            <w:tcW w:type="dxa" w:w="2160"/>
+          </w:tcPr>
+          <w:p/>
+        </w:tc>
+      </w:tr>
+      <w:tr>
+        <w:tc>
+          <w:tcPr>
+            <w:tcW w:type="dxa" w:w="2160"/>
+          </w:tcPr>
+          <w:p>
+            <w:r>
+              <w:t>AI Chat Helper</w:t>
+            </w:r>
+          </w:p>
+        </w:tc>
+        <w:tc>
+          <w:tcPr>
+            <w:tcW w:type="dxa" w:w="2160"/>
+          </w:tcPr>
+          <w:p>
+            <w:r>
+              <w:t>3 conversations/day</w:t>
+            </w:r>
+          </w:p>
+        </w:tc>
+        <w:tc>
+          <w:tcPr>
+            <w:tcW w:type="dxa" w:w="2160"/>
+          </w:tcPr>
+          <w:p>
+            <w:r>
+              <w:t>25 conversations/day</w:t>
+            </w:r>
+          </w:p>
+        </w:tc>
+        <w:tc>
+          <w:tcPr>
+            <w:tcW w:type="dxa" w:w="2160"/>
+          </w:tcPr>
+          <w:p>
+            <w:r>
+              <w:t>Unlimited</w:t>
+            </w:r>
+          </w:p>
+        </w:tc>
+      </w:tr>
+      <w:tr>
+        <w:tc>
+          <w:tcPr>
+            <w:tcW w:type="dxa" w:w="2160"/>
+          </w:tcPr>
+          <w:p>
+            <w:r>
+              <w:t>AI Smart Feed refresh</w:t>
+            </w:r>
+          </w:p>
+        </w:tc>
+        <w:tc>
+          <w:tcPr>
+            <w:tcW w:type="dxa" w:w="2160"/>
+          </w:tcPr>
+          <w:p>
+            <w:r>
+              <w:t>2/day</w:t>
+            </w:r>
+          </w:p>
+        </w:tc>
+        <w:tc>
+          <w:tcPr>
+            <w:tcW w:type="dxa" w:w="2160"/>
+          </w:tcPr>
+          <w:p>
+            <w:r>
+              <w:t>Unlimited</w:t>
+            </w:r>
+          </w:p>
+        </w:tc>
+        <w:tc>
+          <w:tcPr>
+            <w:tcW w:type="dxa" w:w="2160"/>
+          </w:tcPr>
+          <w:p>
+            <w:r>
+              <w:t>Unlimited</w:t>
+            </w:r>
+          </w:p>
+        </w:tc>
+      </w:tr>
+      <w:tr>
+        <w:tc>
+          <w:tcPr>
+            <w:tcW w:type="dxa" w:w="2160"/>
+          </w:tcPr>
+          <w:p>
+            <w:r>
+              <w:t>AI Events Finder</w:t>
+            </w:r>
+          </w:p>
+        </w:tc>
+        <w:tc>
+          <w:tcPr>
+            <w:tcW w:type="dxa" w:w="2160"/>
+          </w:tcPr>
+          <w:p>
+            <w:r>
+              <w:t>1 event/week</w:t>
+            </w:r>
+          </w:p>
+        </w:tc>
+        <w:tc>
+          <w:tcPr>
+            <w:tcW w:type="dxa" w:w="2160"/>
+          </w:tcPr>
+          <w:p>
+            <w:r>
+              <w:t>Daily discovery</w:t>
+            </w:r>
+          </w:p>
+        </w:tc>
+        <w:tc>
+          <w:tcPr>
+            <w:tcW w:type="dxa" w:w="2160"/>
+          </w:tcPr>
+          <w:p>
+            <w:r>
+              <w:t>Unlimited</w:t>
+            </w:r>
+          </w:p>
+        </w:tc>
+      </w:tr>
+      <w:tr>
+        <w:tc>
+          <w:tcPr>
+            <w:tcW w:type="dxa" w:w="2160"/>
+          </w:tcPr>
+          <w:p>
+            <w:r>
+              <w:t>AI Group Summaries</w:t>
+            </w:r>
+          </w:p>
+        </w:tc>
+        <w:tc>
+          <w:tcPr>
+            <w:tcW w:type="dxa" w:w="2160"/>
+          </w:tcPr>
+          <w:p>
+            <w:r>
+              <w:t>Not available</w:t>
+            </w:r>
+          </w:p>
+        </w:tc>
+        <w:tc>
+          <w:tcPr>
+            <w:tcW w:type="dxa" w:w="2160"/>
+          </w:tcPr>
+          <w:p>
+            <w:r>
+              <w:t>10/day</w:t>
+            </w:r>
+          </w:p>
+        </w:tc>
+        <w:tc>
+          <w:tcPr>
+            <w:tcW w:type="dxa" w:w="2160"/>
+          </w:tcPr>
+          <w:p>
+            <w:r>
+              <w:t>Unlimited</w:t>
+            </w:r>
+          </w:p>
+        </w:tc>
+      </w:tr>
+      <w:tr>
+        <w:tc>
+          <w:tcPr>
+            <w:tcW w:type="dxa" w:w="2160"/>
+          </w:tcPr>
+          <w:p>
+            <w:r>
+              <w:t>AI Listing Writer</w:t>
+            </w:r>
+          </w:p>
+        </w:tc>
+        <w:tc>
+          <w:tcPr>
+            <w:tcW w:type="dxa" w:w="2160"/>
+          </w:tcPr>
+          <w:p>
+            <w:r>
+              <w:t>Not available</w:t>
+            </w:r>
+          </w:p>
+        </w:tc>
+        <w:tc>
+          <w:tcPr>
+            <w:tcW w:type="dxa" w:w="2160"/>
+          </w:tcPr>
+          <w:p>
+            <w:r>
+              <w:t>10/month</w:t>
+            </w:r>
+          </w:p>
+        </w:tc>
+        <w:tc>
+          <w:tcPr>
+            <w:tcW w:type="dxa" w:w="2160"/>
+          </w:tcPr>
+          <w:p>
+            <w:r>
+              <w:t>Unlimited</w:t>
+            </w:r>
+          </w:p>
+        </w:tc>
+      </w:tr>
+      <w:tr>
+        <w:tc>
+          <w:tcPr>
+            <w:tcW w:type="dxa" w:w="2160"/>
+          </w:tcPr>
+          <w:p>
+            <w:r>
+              <w:t>AI Event Recommendations</w:t>
+            </w:r>
+          </w:p>
+        </w:tc>
+        <w:tc>
+          <w:tcPr>
+            <w:tcW w:type="dxa" w:w="2160"/>
+          </w:tcPr>
+          <w:p>
+            <w:r>
+              <w:t>Not available</w:t>
+            </w:r>
+          </w:p>
+        </w:tc>
+        <w:tc>
+          <w:tcPr>
+            <w:tcW w:type="dxa" w:w="2160"/>
+          </w:tcPr>
+          <w:p>
+            <w:r>
+              <w:t>Included</w:t>
+            </w:r>
+          </w:p>
+        </w:tc>
+        <w:tc>
+          <w:tcPr>
+            <w:tcW w:type="dxa" w:w="2160"/>
+          </w:tcPr>
+          <w:p>
+            <w:r>
+              <w:t>Included</w:t>
+            </w:r>
+          </w:p>
+        </w:tc>
+      </w:tr>
+      <w:tr>
+        <w:tc>
+          <w:tcPr>
+            <w:tcW w:type="dxa" w:w="2160"/>
+          </w:tcPr>
+          <w:p>
+            <w:r>
+              <w:t>AI Meetup Matchmaker</w:t>
+            </w:r>
+          </w:p>
+        </w:tc>
+        <w:tc>
+          <w:tcPr>
+            <w:tcW w:type="dxa" w:w="2160"/>
+          </w:tcPr>
+          <w:p>
+            <w:r>
+              <w:t>Not available</w:t>
+            </w:r>
+          </w:p>
+        </w:tc>
+        <w:tc>
+          <w:tcPr>
+            <w:tcW w:type="dxa" w:w="2160"/>
+          </w:tcPr>
+          <w:p>
+            <w:r>
+              <w:t>Not available</w:t>
+            </w:r>
+          </w:p>
+        </w:tc>
+        <w:tc>
+          <w:tcPr>
+            <w:tcW w:type="dxa" w:w="2160"/>
+          </w:tcPr>
+          <w:p>
+            <w:r>
+              <w:t>Unlimited</w:t>
+            </w:r>
+          </w:p>
+        </w:tc>
+      </w:tr>
+      <w:tr>
+        <w:tc>
+          <w:tcPr>
+            <w:tcW w:type="dxa" w:w="2160"/>
+          </w:tcPr>
+          <w:p>
+            <w:r>
+              <w:t>Borough AI Context</w:t>
+            </w:r>
+          </w:p>
+        </w:tc>
+        <w:tc>
+          <w:tcPr>
+            <w:tcW w:type="dxa" w:w="2160"/>
+          </w:tcPr>
+          <w:p>
+            <w:r>
+              <w:t>All tiers</w:t>
+            </w:r>
+          </w:p>
+        </w:tc>
+        <w:tc>
+          <w:tcPr>
+            <w:tcW w:type="dxa" w:w="2160"/>
+          </w:tcPr>
+          <w:p>
+            <w:r>
+              <w:t>All tiers</w:t>
+            </w:r>
+          </w:p>
+        </w:tc>
+        <w:tc>
+          <w:tcPr>
+            <w:tcW w:type="dxa" w:w="2160"/>
+          </w:tcPr>
+          <w:p>
+            <w:r>
+              <w:t>All tiers</w:t>
+            </w:r>
+          </w:p>
+        </w:tc>
+      </w:tr>
+      <w:tr>
+        <w:tc>
+          <w:tcPr>
+            <w:tcW w:type="dxa" w:w="2160"/>
+          </w:tcPr>
+          <w:p>
+            <w:r>
+              <w:t>Daily AI Refresh</w:t>
+            </w:r>
+          </w:p>
+        </w:tc>
+        <w:tc>
+          <w:tcPr>
+            <w:tcW w:type="dxa" w:w="2160"/>
+          </w:tcPr>
+          <w:p>
+            <w:r>
+              <w:t>All tiers</w:t>
+            </w:r>
+          </w:p>
+        </w:tc>
+        <w:tc>
+          <w:tcPr>
+            <w:tcW w:type="dxa" w:w="2160"/>
+          </w:tcPr>
+          <w:p>
+            <w:r>
+              <w:t>All tiers</w:t>
+            </w:r>
+          </w:p>
+        </w:tc>
+        <w:tc>
+          <w:tcPr>
+            <w:tcW w:type="dxa" w:w="2160"/>
+          </w:tcPr>
+          <w:p>
+            <w:r>
+              <w:t>All tiers</w:t>
+            </w:r>
+          </w:p>
+        </w:tc>
+      </w:tr>
+    </w:tbl>
+    <w:p>
+      <w:pPr>
+        <w:pStyle w:val="Heading1"/>
+      </w:pPr>
+      <w:r>
+        <w:t>5. Data Privacy &amp; Ethics</w:t>
+      </w:r>
+    </w:p>
+    <w:p>
+      <w:pPr>
+        <w:pStyle w:val="ListBullet"/>
+      </w:pPr>
+      <w:r>
+        <w:t>All AI features comply with UK GDPR and the Children's Code</w:t>
+      </w:r>
+    </w:p>
+    <w:p>
+      <w:pPr>
+        <w:pStyle w:val="ListBullet"/>
+      </w:pPr>
+      <w:r>
+        <w:t>User data is processed with borough-scoped isolation — no cross-borough data leakage</w:t>
+      </w:r>
+    </w:p>
+    <w:p>
+      <w:pPr>
+        <w:pStyle w:val="ListBullet"/>
+      </w:pPr>
+      <w:r>
+        <w:t>BoroughScopeGuard enforces that all queries are scoped to the user's own borough</w:t>
+      </w:r>
+    </w:p>
+    <w:p>
+      <w:pPr>
+        <w:pStyle w:val="ListBullet"/>
+      </w:pPr>
+      <w:r>
+        <w:t>GdprBoroughDataService manages data export and deletion requests</w:t>
+      </w:r>
+    </w:p>
+    <w:p>
+      <w:pPr>
+        <w:pStyle w:val="ListBullet"/>
+      </w:pPr>
+      <w:r>
+        <w:t>No personal data is sent to third-party AI providers beyond what is necessary for the query</w:t>
+      </w:r>
+    </w:p>
+    <w:p>
+      <w:pPr>
+        <w:pStyle w:val="ListBullet"/>
+      </w:pPr>
+      <w:r>
+        <w:t>AI responses are never stored against user profiles without explicit consent</w:t>
+      </w:r>
+    </w:p>
+    <w:p>
+      <w:pPr>
+        <w:pStyle w:val="ListBullet"/>
+      </w:pPr>
+      <w:r>
+        <w:t>Conversation history is session-scoped and not retained server-side</w:t>
+      </w:r>
+    </w:p>
+    <w:p>
+      <w:pPr>
+        <w:pStyle w:val="ListBullet"/>
+      </w:pPr>
+      <w:r>
+        <w:t>All AI model calls are logged to Firebase Crashlytics for error monitoring only</w:t>
+      </w:r>
+    </w:p>
+    <w:p>
+      <w:pPr>
+        <w:pStyle w:val="Heading1"/>
+      </w:pPr>
+      <w:r>
+        <w:t>6. AI Services File Reference</w:t>
+      </w:r>
+    </w:p>
+    <w:tbl>
+      <w:tblPr>
+        <w:tblStyle w:val="TableGrid"/>
+        <w:tblW w:type="auto" w:w="0"/>
+        <w:tblLook w:firstColumn="1" w:firstRow="1" w:lastColumn="0" w:lastRow="0" w:noHBand="0" w:noVBand="1" w:val="04A0"/>
+      </w:tblPr>
+      <w:tblGrid>
+        <w:gridCol w:w="4320"/>
+        <w:gridCol w:w="4320"/>
+      </w:tblGrid>
+      <w:tr>
+        <w:tc>
+          <w:tcPr>
+            <w:tcW w:type="dxa" w:w="4320"/>
+          </w:tcPr>
+          <w:p>
+            <w:r>
+              <w:rPr>
+                <w:b/>
+              </w:rPr>
+              <w:t>Service File</w:t>
+            </w:r>
+          </w:p>
+        </w:tc>
+        <w:tc>
+          <w:tcPr>
+            <w:tcW w:type="dxa" w:w="4320"/>
+          </w:tcPr>
+          <w:p>
+            <w:r>
+              <w:rPr>
+                <w:b/>
+              </w:rPr>
+              <w:t>Purpose</w:t>
+            </w:r>
+          </w:p>
+        </w:tc>
+      </w:tr>
+      <w:tr>
+        <w:tc>
+          <w:tcPr>
+            <w:tcW w:type="dxa" w:w="4320"/>
+          </w:tcPr>
+          <w:p/>
+        </w:tc>
+        <w:tc>
+          <w:tcPr>
+            <w:tcW w:type="dxa" w:w="4320"/>
+          </w:tcPr>
+          <w:p/>
+        </w:tc>
+      </w:tr>
+      <w:tr>
+        <w:tc>
+          <w:tcPr>
+            <w:tcW w:type="dxa" w:w="4320"/>
+          </w:tcPr>
+          <w:p/>
+        </w:tc>
+        <w:tc>
+          <w:tcPr>
+            <w:tcW w:type="dxa" w:w="4320"/>
+          </w:tcPr>
+          <w:p/>
+        </w:tc>
+      </w:tr>
+      <w:tr>
+        <w:tc>
+          <w:tcPr>
+            <w:tcW w:type="dxa" w:w="4320"/>
+          </w:tcPr>
+          <w:p/>
+        </w:tc>
+        <w:tc>
+          <w:tcPr>
+            <w:tcW w:type="dxa" w:w="4320"/>
+          </w:tcPr>
+          <w:p/>
+        </w:tc>
+      </w:tr>
+      <w:tr>
+        <w:tc>
+          <w:tcPr>
+            <w:tcW w:type="dxa" w:w="4320"/>
+          </w:tcPr>
+          <w:p/>
+        </w:tc>
+        <w:tc>
+          <w:tcPr>
+            <w:tcW w:type="dxa" w:w="4320"/>
+          </w:tcPr>
+          <w:p/>
+        </w:tc>
+      </w:tr>
+      <w:tr>
+        <w:tc>
+          <w:tcPr>
+            <w:tcW w:type="dxa" w:w="4320"/>
+          </w:tcPr>
+          <w:p/>
+        </w:tc>
+        <w:tc>
+          <w:tcPr>
+            <w:tcW w:type="dxa" w:w="4320"/>
+          </w:tcPr>
+          <w:p/>
+        </w:tc>
+      </w:tr>
+      <w:tr>
+        <w:tc>
+          <w:tcPr>
+            <w:tcW w:type="dxa" w:w="4320"/>
+          </w:tcPr>
+          <w:p/>
+        </w:tc>
+        <w:tc>
+          <w:tcPr>
+            <w:tcW w:type="dxa" w:w="4320"/>
+          </w:tcPr>
+          <w:p/>
+        </w:tc>
+      </w:tr>
+      <w:tr>
+        <w:tc>
+          <w:tcPr>
+            <w:tcW w:type="dxa" w:w="4320"/>
+          </w:tcPr>
+          <w:p/>
+        </w:tc>
+        <w:tc>
+          <w:tcPr>
+            <w:tcW w:type="dxa" w:w="4320"/>
+          </w:tcPr>
+          <w:p/>
+        </w:tc>
+      </w:tr>
+      <w:tr>
+        <w:tc>
+          <w:tcPr>
+            <w:tcW w:type="dxa" w:w="4320"/>
+          </w:tcPr>
+          <w:p/>
+        </w:tc>
+        <w:tc>
+          <w:tcPr>
+            <w:tcW w:type="dxa" w:w="4320"/>
+          </w:tcPr>
+          <w:p/>
+        </w:tc>
+      </w:tr>
+      <w:tr>
+        <w:tc>
+          <w:tcPr>
+            <w:tcW w:type="dxa" w:w="4320"/>
+          </w:tcPr>
+          <w:p/>
+        </w:tc>
+        <w:tc>
+          <w:tcPr>
+            <w:tcW w:type="dxa" w:w="4320"/>
+          </w:tcPr>
+          <w:p/>
+        </w:tc>
+      </w:tr>
+      <w:tr>
+        <w:tc>
+          <w:tcPr>
+            <w:tcW w:type="dxa" w:w="4320"/>
+          </w:tcPr>
+          <w:p/>
+        </w:tc>
+        <w:tc>
+          <w:tcPr>
+            <w:tcW w:type="dxa" w:w="4320"/>
+          </w:tcPr>
+          <w:p/>
+        </w:tc>
+      </w:tr>
+      <w:tr>
+        <w:tc>
+          <w:tcPr>
+            <w:tcW w:type="dxa" w:w="4320"/>
+          </w:tcPr>
+          <w:p/>
+        </w:tc>
+        <w:tc>
+          <w:tcPr>
+            <w:tcW w:type="dxa" w:w="4320"/>
+          </w:tcPr>
+          <w:p/>
+        </w:tc>
+      </w:tr>
+      <w:tr>
+        <w:tc>
+          <w:tcPr>
+            <w:tcW w:type="dxa" w:w="4320"/>
+          </w:tcPr>
+          <w:p/>
+        </w:tc>
+        <w:tc>
+          <w:tcPr>
+            <w:tcW w:type="dxa" w:w="4320"/>
+          </w:tcPr>
+          <w:p/>
+        </w:tc>
+      </w:tr>
+      <w:tr>
+        <w:tc>
+          <w:tcPr>
+            <w:tcW w:type="dxa" w:w="4320"/>
+          </w:tcPr>
+          <w:p/>
+        </w:tc>
+        <w:tc>
+          <w:tcPr>
+            <w:tcW w:type="dxa" w:w="4320"/>
+          </w:tcPr>
+          <w:p/>
+        </w:tc>
+      </w:tr>
+      <w:tr>
+        <w:tc>
+          <w:tcPr>
+            <w:tcW w:type="dxa" w:w="4320"/>
+          </w:tcPr>
+          <w:p/>
+        </w:tc>
+        <w:tc>
+          <w:tcPr>
+            <w:tcW w:type="dxa" w:w="4320"/>
+          </w:tcPr>
+          <w:p/>
+        </w:tc>
+      </w:tr>
+      <w:tr>
+        <w:tc>
+          <w:tcPr>
+            <w:tcW w:type="dxa" w:w="4320"/>
+          </w:tcPr>
+          <w:p/>
+        </w:tc>
+        <w:tc>
+          <w:tcPr>
+            <w:tcW w:type="dxa" w:w="4320"/>
+          </w:tcPr>
+          <w:p/>
+        </w:tc>
+      </w:tr>
+      <w:tr>
+        <w:tc>
+          <w:tcPr>
+            <w:tcW w:type="dxa" w:w="4320"/>
+          </w:tcPr>
+          <w:p/>
+        </w:tc>
+        <w:tc>
+          <w:tcPr>
+            <w:tcW w:type="dxa" w:w="4320"/>
+          </w:tcPr>
+          <w:p/>
+        </w:tc>
+      </w:tr>
+      <w:tr>
+        <w:tc>
+          <w:tcPr>
+            <w:tcW w:type="dxa" w:w="4320"/>
+          </w:tcPr>
+          <w:p/>
+        </w:tc>
+        <w:tc>
+          <w:tcPr>
+            <w:tcW w:type="dxa" w:w="4320"/>
+          </w:tcPr>
+          <w:p/>
+        </w:tc>
+      </w:tr>
+      <w:tr>
+        <w:tc>
+          <w:tcPr>
+            <w:tcW w:type="dxa" w:w="4320"/>
+          </w:tcPr>
+          <w:p/>
+        </w:tc>
+        <w:tc>
+          <w:tcPr>
+            <w:tcW w:type="dxa" w:w="4320"/>
+          </w:tcPr>
+          <w:p/>
+        </w:tc>
+      </w:tr>
+      <w:tr>
+        <w:tc>
+          <w:tcPr>
+            <w:tcW w:type="dxa" w:w="4320"/>
+          </w:tcPr>
+          <w:p>
+            <w:r>
+              <w:t>ai_api_helper.dart</w:t>
+            </w:r>
+          </w:p>
+        </w:tc>
+        <w:tc>
+          <w:tcPr>
+            <w:tcW w:type="dxa" w:w="4320"/>
+          </w:tcPr>
+          <w:p>
+            <w:r>
+              <w:t>Gemini API wrapper with retry logic and timeout handling</w:t>
+            </w:r>
+          </w:p>
+        </w:tc>
+      </w:tr>
+      <w:tr>
+        <w:tc>
+          <w:tcPr>
+            <w:tcW w:type="dxa" w:w="4320"/>
+          </w:tcPr>
+          <w:p>
+            <w:r>
+              <w:t>ai_copilot_service.dart</w:t>
+            </w:r>
+          </w:p>
+        </w:tc>
+        <w:tc>
+          <w:tcPr>
+            <w:tcW w:type="dxa" w:w="4320"/>
+          </w:tcPr>
+          <w:p>
+            <w:r>
+              <w:t>AI Chat Helper — conversation management and response parsing</w:t>
+            </w:r>
+          </w:p>
+        </w:tc>
+      </w:tr>
+      <w:tr>
+        <w:tc>
+          <w:tcPr>
+            <w:tcW w:type="dxa" w:w="4320"/>
+          </w:tcPr>
+          <w:p>
+            <w:r>
+              <w:t>ai_chat_summariser_service.dart</w:t>
+            </w:r>
+          </w:p>
+        </w:tc>
+        <w:tc>
+          <w:tcPr>
+            <w:tcW w:type="dxa" w:w="4320"/>
+          </w:tcPr>
+          <w:p>
+            <w:r>
+              <w:t>Group chat summarisation service</w:t>
+            </w:r>
+          </w:p>
+        </w:tc>
+      </w:tr>
+      <w:tr>
+        <w:tc>
+          <w:tcPr>
+            <w:tcW w:type="dxa" w:w="4320"/>
+          </w:tcPr>
+          <w:p>
+            <w:r>
+              <w:t>ai_event_discovery_service.dart</w:t>
+            </w:r>
+          </w:p>
+        </w:tc>
+        <w:tc>
+          <w:tcPr>
+            <w:tcW w:type="dxa" w:w="4320"/>
+          </w:tcPr>
+          <w:p>
+            <w:r>
+              <w:t>Daily local event discovery via Gemini</w:t>
+            </w:r>
+          </w:p>
+        </w:tc>
+      </w:tr>
+      <w:tr>
+        <w:tc>
+          <w:tcPr>
+            <w:tcW w:type="dxa" w:w="4320"/>
+          </w:tcPr>
+          <w:p>
+            <w:r>
+              <w:t>ai_event_recommender_service.dart</w:t>
+            </w:r>
+          </w:p>
+        </w:tc>
+        <w:tc>
+          <w:tcPr>
+            <w:tcW w:type="dxa" w:w="4320"/>
+          </w:tcPr>
+          <w:p>
+            <w:r>
+              <w:t>Personalised event recommendations</w:t>
+            </w:r>
+          </w:p>
+        </w:tc>
+      </w:tr>
+      <w:tr>
+        <w:tc>
+          <w:tcPr>
+            <w:tcW w:type="dxa" w:w="4320"/>
+          </w:tcPr>
+          <w:p>
+            <w:r>
+              <w:t>ai_feed_service.dart</w:t>
+            </w:r>
+          </w:p>
+        </w:tc>
+        <w:tc>
+          <w:tcPr>
+            <w:tcW w:type="dxa" w:w="4320"/>
+          </w:tcPr>
+          <w:p>
+            <w:r>
+              <w:t>Smart home feed scoring and reordering</w:t>
+            </w:r>
+          </w:p>
+        </w:tc>
+      </w:tr>
+      <w:tr>
+        <w:tc>
+          <w:tcPr>
+            <w:tcW w:type="dxa" w:w="4320"/>
+          </w:tcPr>
+          <w:p>
+            <w:r>
+              <w:t>ai_knowledge_base_service.dart</w:t>
+            </w:r>
+          </w:p>
+        </w:tc>
+        <w:tc>
+          <w:tcPr>
+            <w:tcW w:type="dxa" w:w="4320"/>
+          </w:tcPr>
+          <w:p>
+            <w:r>
+              <w:t>Curated parenting knowledge base for AI grounding</w:t>
+            </w:r>
+          </w:p>
+        </w:tc>
+      </w:tr>
+      <w:tr>
+        <w:tc>
+          <w:tcPr>
+            <w:tcW w:type="dxa" w:w="4320"/>
+          </w:tcPr>
+          <w:p>
+            <w:r>
+              <w:t>ai_learning_engine_service.dart</w:t>
+            </w:r>
+          </w:p>
+        </w:tc>
+        <w:tc>
+          <w:tcPr>
+            <w:tcW w:type="dxa" w:w="4320"/>
+          </w:tcPr>
+          <w:p>
+            <w:r>
+              <w:t>User preference learning from app interactions</w:t>
+            </w:r>
+          </w:p>
+        </w:tc>
+      </w:tr>
+      <w:tr>
+        <w:tc>
+          <w:tcPr>
+            <w:tcW w:type="dxa" w:w="4320"/>
+          </w:tcPr>
+          <w:p>
+            <w:r>
+              <w:t>ai_listing_service.dart</w:t>
+            </w:r>
+          </w:p>
+        </w:tc>
+        <w:tc>
+          <w:tcPr>
+            <w:tcW w:type="dxa" w:w="4320"/>
+          </w:tcPr>
+          <w:p>
+            <w:r>
+              <w:t>Marketplace listing description generation</w:t>
+            </w:r>
+          </w:p>
+        </w:tc>
+      </w:tr>
+      <w:tr>
+        <w:tc>
+          <w:tcPr>
+            <w:tcW w:type="dxa" w:w="4320"/>
+          </w:tcPr>
+          <w:p>
+            <w:r>
+              <w:t>ai_matchmaker_service.dart</w:t>
+            </w:r>
+          </w:p>
+        </w:tc>
+        <w:tc>
+          <w:tcPr>
+            <w:tcW w:type="dxa" w:w="4320"/>
+          </w:tcPr>
+          <w:p>
+            <w:r>
+              <w:t>AI Meetup Matchmaker — profile-based meetup suggestions</w:t>
+            </w:r>
+          </w:p>
+        </w:tc>
+      </w:tr>
+      <w:tr>
+        <w:tc>
+          <w:tcPr>
+            <w:tcW w:type="dxa" w:w="4320"/>
+          </w:tcPr>
+          <w:p>
+            <w:r>
+              <w:t>borough_ai_context.dart</w:t>
+            </w:r>
+          </w:p>
+        </w:tc>
+        <w:tc>
+          <w:tcPr>
+            <w:tcW w:type="dxa" w:w="4320"/>
+          </w:tcPr>
+          <w:p>
+            <w:r>
+              <w:t>Borough-specific AI context data</w:t>
+            </w:r>
+          </w:p>
+        </w:tc>
+      </w:tr>
+      <w:tr>
+        <w:tc>
+          <w:tcPr>
+            <w:tcW w:type="dxa" w:w="4320"/>
+          </w:tcPr>
+          <w:p>
+            <w:r>
+              <w:t>borough_analytics_service.dart</w:t>
+            </w:r>
+          </w:p>
+        </w:tc>
+        <w:tc>
+          <w:tcPr>
+            <w:tcW w:type="dxa" w:w="4320"/>
+          </w:tcPr>
+          <w:p>
+            <w:r>
+              <w:t>Borough usage analytics (anonymised)</w:t>
+            </w:r>
+          </w:p>
+        </w:tc>
+      </w:tr>
+      <w:tr>
+        <w:tc>
+          <w:tcPr>
+            <w:tcW w:type="dxa" w:w="4320"/>
+          </w:tcPr>
+          <w:p>
+            <w:r>
+              <w:t>daily_ai_refresh_service.dart</w:t>
+            </w:r>
+          </w:p>
+        </w:tc>
+        <w:tc>
+          <w:tcPr>
+            <w:tcW w:type="dxa" w:w="4320"/>
+          </w:tcPr>
+          <w:p>
+            <w:r>
+              <w:t>Nightly background AI refresh scheduler</w:t>
+            </w:r>
+          </w:p>
+        </w:tc>
+      </w:tr>
+      <w:tr>
+        <w:tc>
+          <w:tcPr>
+            <w:tcW w:type="dxa" w:w="4320"/>
+          </w:tcPr>
+          <w:p>
+            <w:r>
+              <w:t>discover_ai_service.dart</w:t>
+            </w:r>
+          </w:p>
+        </w:tc>
+        <w:tc>
+          <w:tcPr>
+            <w:tcW w:type="dxa" w:w="4320"/>
+          </w:tcPr>
+          <w:p>
+            <w:r>
+              <w:t>Discover tab AI integration</w:t>
+            </w:r>
+          </w:p>
+        </w:tc>
+      </w:tr>
+      <w:tr>
+        <w:tc>
+          <w:tcPr>
+            <w:tcW w:type="dxa" w:w="4320"/>
+          </w:tcPr>
+          <w:p>
+            <w:r>
+              <w:t>gemini_system_prompt_builder.dart</w:t>
+            </w:r>
+          </w:p>
+        </w:tc>
+        <w:tc>
+          <w:tcPr>
+            <w:tcW w:type="dxa" w:w="4320"/>
+          </w:tcPr>
+          <w:p>
+            <w:r>
+              <w:t>Assembles borough-grounded Gemini system prompts</w:t>
+            </w:r>
+          </w:p>
+        </w:tc>
+      </w:tr>
+      <w:tr>
+        <w:tc>
+          <w:tcPr>
+            <w:tcW w:type="dxa" w:w="4320"/>
+          </w:tcPr>
+          <w:p>
+            <w:r>
+              <w:t>invisible_ai_service.dart</w:t>
+            </w:r>
+          </w:p>
+        </w:tc>
+        <w:tc>
+          <w:tcPr>
+            <w:tcW w:type="dxa" w:w="4320"/>
+          </w:tcPr>
+          <w:p>
+            <w:r>
+              <w:t>Invisible feed AI — non-intrusive personalisation</w:t>
+            </w:r>
+          </w:p>
+        </w:tc>
+      </w:tr>
+      <w:tr>
+        <w:tc>
+          <w:tcPr>
+            <w:tcW w:type="dxa" w:w="4320"/>
+          </w:tcPr>
+          <w:p>
+            <w:r>
+              <w:t>meetup_ai_service.dart</w:t>
+            </w:r>
+          </w:p>
+        </w:tc>
+        <w:tc>
+          <w:tcPr>
+            <w:tcW w:type="dxa" w:w="4320"/>
+          </w:tcPr>
+          <w:p>
+            <w:r>
+              <w:t>AI-powered meetup creation assistance</w:t>
+            </w:r>
+          </w:p>
+        </w:tc>
+      </w:tr>
+      <w:tr>
+        <w:tc>
+          <w:tcPr>
+            <w:tcW w:type="dxa" w:w="4320"/>
+          </w:tcPr>
+          <w:p>
+            <w:r>
+              <w:t>messages_ai_service.dart</w:t>
+            </w:r>
+          </w:p>
+        </w:tc>
+        <w:tc>
+          <w:tcPr>
+            <w:tcW w:type="dxa" w:w="4320"/>
+          </w:tcPr>
+          <w:p>
+            <w:r>
+              <w:t>AI features within group messaging context</w:t>
             </w:r>
           </w:p>
         </w:tc>
@@ -298,571 +2569,15 @@
         <w:pStyle w:val="Heading1"/>
       </w:pPr>
       <w:r>
-        <w:rPr>
-          <w:color w:val="262A35"/>
-        </w:rPr>
-        <w:t>1. Executive Summary</w:t>
+        <w:t>APPENDIX — AI Future Roadmap (Not Yet Built)</w:t>
       </w:r>
     </w:p>
     <w:p>
       <w:r>
         <w:rPr>
-          <w:b w:val="0"/>
-          <w:i w:val="0"/>
-          <w:sz w:val="22"/>
+          <w:b/>
         </w:rPr>
-        <w:t>Huddl Connect embeds AI throughout the user experience. This document covers all AI-powered features, model architectures, data pipelines, and the intelligent content curation system that powers the Deals family picks.</w:t>
-      </w:r>
-    </w:p>
-    <w:p>
-      <w:pPr>
-        <w:pStyle w:val="Heading1"/>
-      </w:pPr>
-      <w:r>
-        <w:rPr>
-          <w:color w:val="262A35"/>
-        </w:rPr>
-        <w:t>2. AI Feature Inventory</w:t>
-      </w:r>
-    </w:p>
-    <w:tbl>
-      <w:tblPr>
-        <w:tblStyle w:val="LightGrid-Accent1"/>
-        <w:tblW w:type="auto" w:w="0"/>
-        <w:jc w:val="center"/>
-        <w:tblLook w:firstColumn="1" w:firstRow="1" w:lastColumn="0" w:lastRow="0" w:noHBand="0" w:noVBand="1" w:val="04A0"/>
-      </w:tblPr>
-      <w:tblGrid>
-        <w:gridCol w:w="2160"/>
-        <w:gridCol w:w="2160"/>
-        <w:gridCol w:w="2160"/>
-        <w:gridCol w:w="2160"/>
-      </w:tblGrid>
-      <w:tr>
-        <w:tc>
-          <w:tcPr>
-            <w:tcW w:type="dxa" w:w="2160"/>
-            <w:shd w:val="clear" w:color="auto" w:fill="FF975C"/>
-          </w:tcPr>
-          <w:p>
-            <w:r>
-              <w:rPr>
-                <w:b/>
-                <w:sz w:val="20"/>
-              </w:rPr>
-              <w:t>Feature</w:t>
-            </w:r>
-          </w:p>
-        </w:tc>
-        <w:tc>
-          <w:tcPr>
-            <w:tcW w:type="dxa" w:w="2160"/>
-            <w:shd w:val="clear" w:color="auto" w:fill="FF975C"/>
-          </w:tcPr>
-          <w:p>
-            <w:r>
-              <w:rPr>
-                <w:b/>
-                <w:sz w:val="20"/>
-              </w:rPr>
-              <w:t>Type</w:t>
-            </w:r>
-          </w:p>
-        </w:tc>
-        <w:tc>
-          <w:tcPr>
-            <w:tcW w:type="dxa" w:w="2160"/>
-            <w:shd w:val="clear" w:color="auto" w:fill="FF975C"/>
-          </w:tcPr>
-          <w:p>
-            <w:r>
-              <w:rPr>
-                <w:b/>
-                <w:sz w:val="20"/>
-              </w:rPr>
-              <w:t>Tier Access</w:t>
-            </w:r>
-          </w:p>
-        </w:tc>
-        <w:tc>
-          <w:tcPr>
-            <w:tcW w:type="dxa" w:w="2160"/>
-            <w:shd w:val="clear" w:color="auto" w:fill="FF975C"/>
-          </w:tcPr>
-          <w:p>
-            <w:r>
-              <w:rPr>
-                <w:b/>
-                <w:sz w:val="20"/>
-              </w:rPr>
-              <w:t>Description</w:t>
-            </w:r>
-          </w:p>
-        </w:tc>
-      </w:tr>
-      <w:tr>
-        <w:tc>
-          <w:tcPr>
-            <w:tcW w:type="dxa" w:w="2160"/>
-          </w:tcPr>
-          <w:p>
-            <w:r>
-              <w:rPr>
-                <w:sz w:val="20"/>
-              </w:rPr>
-              <w:t>AI Copilot</w:t>
-            </w:r>
-          </w:p>
-        </w:tc>
-        <w:tc>
-          <w:tcPr>
-            <w:tcW w:type="dxa" w:w="2160"/>
-          </w:tcPr>
-          <w:p>
-            <w:r>
-              <w:rPr>
-                <w:sz w:val="20"/>
-              </w:rPr>
-              <w:t>Conversational AI</w:t>
-            </w:r>
-          </w:p>
-        </w:tc>
-        <w:tc>
-          <w:tcPr>
-            <w:tcW w:type="dxa" w:w="2160"/>
-          </w:tcPr>
-          <w:p>
-            <w:r>
-              <w:rPr>
-                <w:sz w:val="20"/>
-              </w:rPr>
-              <w:t>All (limited)</w:t>
-            </w:r>
-          </w:p>
-        </w:tc>
-        <w:tc>
-          <w:tcPr>
-            <w:tcW w:type="dxa" w:w="2160"/>
-          </w:tcPr>
-          <w:p>
-            <w:r>
-              <w:rPr>
-                <w:sz w:val="20"/>
-              </w:rPr>
-              <w:t>Parenting advice chatbot</w:t>
-            </w:r>
-          </w:p>
-        </w:tc>
-      </w:tr>
-      <w:tr>
-        <w:tc>
-          <w:tcPr>
-            <w:tcW w:type="dxa" w:w="2160"/>
-          </w:tcPr>
-          <w:p>
-            <w:r>
-              <w:rPr>
-                <w:sz w:val="20"/>
-              </w:rPr>
-              <w:t>Smart Feed</w:t>
-            </w:r>
-          </w:p>
-        </w:tc>
-        <w:tc>
-          <w:tcPr>
-            <w:tcW w:type="dxa" w:w="2160"/>
-          </w:tcPr>
-          <w:p>
-            <w:r>
-              <w:rPr>
-                <w:sz w:val="20"/>
-              </w:rPr>
-              <w:t>Ranking/Recommendation</w:t>
-            </w:r>
-          </w:p>
-        </w:tc>
-        <w:tc>
-          <w:tcPr>
-            <w:tcW w:type="dxa" w:w="2160"/>
-          </w:tcPr>
-          <w:p>
-            <w:r>
-              <w:rPr>
-                <w:sz w:val="20"/>
-              </w:rPr>
-              <w:t>All (limited)</w:t>
-            </w:r>
-          </w:p>
-        </w:tc>
-        <w:tc>
-          <w:tcPr>
-            <w:tcW w:type="dxa" w:w="2160"/>
-          </w:tcPr>
-          <w:p>
-            <w:r>
-              <w:rPr>
-                <w:sz w:val="20"/>
-              </w:rPr>
-              <w:t>Personalised home feed</w:t>
-            </w:r>
-          </w:p>
-        </w:tc>
-      </w:tr>
-      <w:tr>
-        <w:tc>
-          <w:tcPr>
-            <w:tcW w:type="dxa" w:w="2160"/>
-          </w:tcPr>
-          <w:p>
-            <w:r>
-              <w:rPr>
-                <w:sz w:val="20"/>
-              </w:rPr>
-              <w:t>Chat Summariser</w:t>
-            </w:r>
-          </w:p>
-        </w:tc>
-        <w:tc>
-          <w:tcPr>
-            <w:tcW w:type="dxa" w:w="2160"/>
-          </w:tcPr>
-          <w:p>
-            <w:r>
-              <w:rPr>
-                <w:sz w:val="20"/>
-              </w:rPr>
-              <w:t>NLP Summarisation</w:t>
-            </w:r>
-          </w:p>
-        </w:tc>
-        <w:tc>
-          <w:tcPr>
-            <w:tcW w:type="dxa" w:w="2160"/>
-          </w:tcPr>
-          <w:p>
-            <w:r>
-              <w:rPr>
-                <w:sz w:val="20"/>
-              </w:rPr>
-              <w:t>Neighbourhood+</w:t>
-            </w:r>
-          </w:p>
-        </w:tc>
-        <w:tc>
-          <w:tcPr>
-            <w:tcW w:type="dxa" w:w="2160"/>
-          </w:tcPr>
-          <w:p>
-            <w:r>
-              <w:rPr>
-                <w:sz w:val="20"/>
-              </w:rPr>
-              <w:t>Catch up on group chats</w:t>
-            </w:r>
-          </w:p>
-        </w:tc>
-      </w:tr>
-      <w:tr>
-        <w:tc>
-          <w:tcPr>
-            <w:tcW w:type="dxa" w:w="2160"/>
-          </w:tcPr>
-          <w:p>
-            <w:r>
-              <w:rPr>
-                <w:sz w:val="20"/>
-              </w:rPr>
-              <w:t>Event Discovery</w:t>
-            </w:r>
-          </w:p>
-        </w:tc>
-        <w:tc>
-          <w:tcPr>
-            <w:tcW w:type="dxa" w:w="2160"/>
-          </w:tcPr>
-          <w:p>
-            <w:r>
-              <w:rPr>
-                <w:sz w:val="20"/>
-              </w:rPr>
-              <w:t>Web Scraping + NLP</w:t>
-            </w:r>
-          </w:p>
-        </w:tc>
-        <w:tc>
-          <w:tcPr>
-            <w:tcW w:type="dxa" w:w="2160"/>
-          </w:tcPr>
-          <w:p>
-            <w:r>
-              <w:rPr>
-                <w:sz w:val="20"/>
-              </w:rPr>
-              <w:t>All</w:t>
-            </w:r>
-          </w:p>
-        </w:tc>
-        <w:tc>
-          <w:tcPr>
-            <w:tcW w:type="dxa" w:w="2160"/>
-          </w:tcPr>
-          <w:p>
-            <w:r>
-              <w:rPr>
-                <w:sz w:val="20"/>
-              </w:rPr>
-              <w:t>AI-discovered local events</w:t>
-            </w:r>
-          </w:p>
-        </w:tc>
-      </w:tr>
-      <w:tr>
-        <w:tc>
-          <w:tcPr>
-            <w:tcW w:type="dxa" w:w="2160"/>
-          </w:tcPr>
-          <w:p>
-            <w:r>
-              <w:rPr>
-                <w:sz w:val="20"/>
-              </w:rPr>
-              <w:t>Listing Generator</w:t>
-            </w:r>
-          </w:p>
-        </w:tc>
-        <w:tc>
-          <w:tcPr>
-            <w:tcW w:type="dxa" w:w="2160"/>
-          </w:tcPr>
-          <w:p>
-            <w:r>
-              <w:rPr>
-                <w:sz w:val="20"/>
-              </w:rPr>
-              <w:t>Text Generation</w:t>
-            </w:r>
-          </w:p>
-        </w:tc>
-        <w:tc>
-          <w:tcPr>
-            <w:tcW w:type="dxa" w:w="2160"/>
-          </w:tcPr>
-          <w:p>
-            <w:r>
-              <w:rPr>
-                <w:sz w:val="20"/>
-              </w:rPr>
-              <w:t>Neighbourhood+</w:t>
-            </w:r>
-          </w:p>
-        </w:tc>
-        <w:tc>
-          <w:tcPr>
-            <w:tcW w:type="dxa" w:w="2160"/>
-          </w:tcPr>
-          <w:p>
-            <w:r>
-              <w:rPr>
-                <w:sz w:val="20"/>
-              </w:rPr>
-              <w:t>Auto-generate marketplace descriptions</w:t>
-            </w:r>
-          </w:p>
-        </w:tc>
-      </w:tr>
-      <w:tr>
-        <w:tc>
-          <w:tcPr>
-            <w:tcW w:type="dxa" w:w="2160"/>
-          </w:tcPr>
-          <w:p>
-            <w:r>
-              <w:rPr>
-                <w:sz w:val="20"/>
-              </w:rPr>
-              <w:t>Travel Concierge</w:t>
-            </w:r>
-          </w:p>
-        </w:tc>
-        <w:tc>
-          <w:tcPr>
-            <w:tcW w:type="dxa" w:w="2160"/>
-          </w:tcPr>
-          <w:p>
-            <w:r>
-              <w:rPr>
-                <w:sz w:val="20"/>
-              </w:rPr>
-              <w:t>Conversational AI</w:t>
-            </w:r>
-          </w:p>
-        </w:tc>
-        <w:tc>
-          <w:tcPr>
-            <w:tcW w:type="dxa" w:w="2160"/>
-          </w:tcPr>
-          <w:p>
-            <w:r>
-              <w:rPr>
-                <w:sz w:val="20"/>
-              </w:rPr>
-              <w:t>Neighbourhood+</w:t>
-            </w:r>
-          </w:p>
-        </w:tc>
-        <w:tc>
-          <w:tcPr>
-            <w:tcW w:type="dxa" w:w="2160"/>
-          </w:tcPr>
-          <w:p>
-            <w:r>
-              <w:rPr>
-                <w:sz w:val="20"/>
-              </w:rPr>
-              <w:t>Family travel planning chatbot</w:t>
-            </w:r>
-          </w:p>
-        </w:tc>
-      </w:tr>
-      <w:tr>
-        <w:tc>
-          <w:tcPr>
-            <w:tcW w:type="dxa" w:w="2160"/>
-          </w:tcPr>
-          <w:p>
-            <w:r>
-              <w:rPr>
-                <w:sz w:val="20"/>
-              </w:rPr>
-              <w:t>AI Matchmaker</w:t>
-            </w:r>
-          </w:p>
-        </w:tc>
-        <w:tc>
-          <w:tcPr>
-            <w:tcW w:type="dxa" w:w="2160"/>
-          </w:tcPr>
-          <w:p>
-            <w:r>
-              <w:rPr>
-                <w:sz w:val="20"/>
-              </w:rPr>
-              <w:t>Recommendation</w:t>
-            </w:r>
-          </w:p>
-        </w:tc>
-        <w:tc>
-          <w:tcPr>
-            <w:tcW w:type="dxa" w:w="2160"/>
-          </w:tcPr>
-          <w:p>
-            <w:r>
-              <w:rPr>
-                <w:sz w:val="20"/>
-              </w:rPr>
-              <w:t>Inner Circle</w:t>
-            </w:r>
-          </w:p>
-        </w:tc>
-        <w:tc>
-          <w:tcPr>
-            <w:tcW w:type="dxa" w:w="2160"/>
-          </w:tcPr>
-          <w:p>
-            <w:r>
-              <w:rPr>
-                <w:sz w:val="20"/>
-              </w:rPr>
-              <w:t>Connect compatible parents</w:t>
-            </w:r>
-          </w:p>
-        </w:tc>
-      </w:tr>
-      <w:tr>
-        <w:tc>
-          <w:tcPr>
-            <w:tcW w:type="dxa" w:w="2160"/>
-          </w:tcPr>
-          <w:p>
-            <w:r>
-              <w:rPr>
-                <w:sz w:val="20"/>
-              </w:rPr>
-              <w:t>Deals Curation</w:t>
-            </w:r>
-          </w:p>
-        </w:tc>
-        <w:tc>
-          <w:tcPr>
-            <w:tcW w:type="dxa" w:w="2160"/>
-          </w:tcPr>
-          <w:p>
-            <w:r>
-              <w:rPr>
-                <w:sz w:val="20"/>
-              </w:rPr>
-              <w:t>Rule-based + NLP</w:t>
-            </w:r>
-          </w:p>
-        </w:tc>
-        <w:tc>
-          <w:tcPr>
-            <w:tcW w:type="dxa" w:w="2160"/>
-          </w:tcPr>
-          <w:p>
-            <w:r>
-              <w:rPr>
-                <w:sz w:val="20"/>
-              </w:rPr>
-              <w:t>All</w:t>
-            </w:r>
-          </w:p>
-        </w:tc>
-        <w:tc>
-          <w:tcPr>
-            <w:tcW w:type="dxa" w:w="2160"/>
-          </w:tcPr>
-          <w:p>
-            <w:r>
-              <w:rPr>
-                <w:sz w:val="20"/>
-              </w:rPr>
-              <w:t>Family-friendly deal recommendations</w:t>
-            </w:r>
-          </w:p>
-        </w:tc>
-      </w:tr>
-    </w:tbl>
-    <w:p>
-      <w:pPr>
-        <w:pStyle w:val="Heading1"/>
-      </w:pPr>
-      <w:r>
-        <w:rPr>
-          <w:color w:val="262A35"/>
-        </w:rPr>
-        <w:t>3. Deals Curation Engine</w:t>
-      </w:r>
-    </w:p>
-    <w:p>
-      <w:pPr>
-        <w:pStyle w:val="Heading2"/>
-      </w:pPr>
-      <w:r>
-        <w:rPr>
-          <w:color w:val="262A35"/>
-        </w:rPr>
-        <w:t>3.1 Family Relevance Scoring</w:t>
-      </w:r>
-    </w:p>
-    <w:p>
-      <w:r>
-        <w:rPr>
-          <w:b w:val="0"/>
-          <w:i w:val="0"/>
-          <w:sz w:val="22"/>
-        </w:rPr>
-        <w:t>The Deals "For Families" tab uses keyword-based relevance scoring to surface stores and categories most relevant to parents:</w:t>
+        <w:t>The following features are on the roadmap but are NOT live in the current app.</w:t>
       </w:r>
     </w:p>
     <w:p>
@@ -870,7 +2585,13 @@
         <w:pStyle w:val="ListBullet"/>
       </w:pPr>
       <w:r>
-        <w:t>Primary keywords (high weight): baby, child, kids, toys, family, school</w:t>
+        <w:rPr>
+          <w:b/>
+        </w:rPr>
+        <w:t xml:space="preserve">Voice-to-text parenting journal: </w:t>
+      </w:r>
+      <w:r>
+        <w:t xml:space="preserve"> Parent can record voice notes; AI transcribes and organises into milestone diary.</w:t>
       </w:r>
     </w:p>
     <w:p>
@@ -878,7 +2599,13 @@
         <w:pStyle w:val="ListBullet"/>
       </w:pPr>
       <w:r>
-        <w:t>Store name matching: vertbaudet, scholastic, hamleys, baker ross, start rite, mountain warehouse, picniq, my 1st years</w:t>
+        <w:rPr>
+          <w:b/>
+        </w:rPr>
+        <w:t xml:space="preserve">AI Group Moderator: </w:t>
+      </w:r>
+      <w:r>
+        <w:t xml:space="preserve"> Flags inappropriate content, surfaces unanswered questions, recommends relevant threads to join.</w:t>
       </w:r>
     </w:p>
     <w:p>
@@ -886,18 +2613,13 @@
         <w:pStyle w:val="ListBullet"/>
       </w:pPr>
       <w:r>
-        <w:t>Category matching: Baby &amp; Child, Education, Sports, Toys and Games</w:t>
+        <w:rPr>
+          <w:b/>
+        </w:rPr>
+        <w:t xml:space="preserve">Predictive Meetup Builder: </w:t>
       </w:r>
-    </w:p>
-    <w:p>
-      <w:pPr>
-        <w:pStyle w:val="Heading2"/>
-      </w:pPr>
       <w:r>
-        <w:rPr>
-          <w:color w:val="262A35"/>
-        </w:rPr>
-        <w:t>3.2 Future AI Enhancements</w:t>
+        <w:t xml:space="preserve"> AI suggests time, venue, and format for new meetups based on group activity patterns.</w:t>
       </w:r>
     </w:p>
     <w:p>
@@ -905,7 +2627,13 @@
         <w:pStyle w:val="ListBullet"/>
       </w:pPr>
       <w:r>
-        <w:t>Personalised deal recommendations based on user profile (child ages, interests)</w:t>
+        <w:rPr>
+          <w:b/>
+        </w:rPr>
+        <w:t xml:space="preserve">AI Health &amp; Development Tracker: </w:t>
+      </w:r>
+      <w:r>
+        <w:t xml:space="preserve"> Tracks developmental milestones from chat interactions; surfaces NHS-aligned guidance.</w:t>
       </w:r>
     </w:p>
     <w:p>
@@ -913,7 +2641,13 @@
         <w:pStyle w:val="ListBullet"/>
       </w:pPr>
       <w:r>
-        <w:t>Seasonal deal surfacing (back-to-school, Christmas, summer holidays)</w:t>
+        <w:rPr>
+          <w:b/>
+        </w:rPr>
+        <w:t xml:space="preserve">B2B Partner AI: </w:t>
+      </w:r>
+      <w:r>
+        <w:t xml:space="preserve"> Allows local businesses to push AI-curated content to relevant parent segments by borough.</w:t>
       </w:r>
     </w:p>
     <w:p>
@@ -921,563 +2655,13 @@
         <w:pStyle w:val="ListBullet"/>
       </w:pPr>
       <w:r>
-        <w:t>Collaborative filtering: "Parents like you also saved..."</w:t>
+        <w:rPr>
+          <w:b/>
+        </w:rPr>
+        <w:t xml:space="preserve">Cross-Borough Intelligence: </w:t>
       </w:r>
-    </w:p>
-    <w:p>
-      <w:pPr>
-        <w:pStyle w:val="ListBullet"/>
-      </w:pPr>
       <w:r>
-        <w:t>Price drop alerts for saved/bookmarked items</w:t>
-      </w:r>
-    </w:p>
-    <w:p>
-      <w:pPr>
-        <w:pStyle w:val="ListBullet"/>
-      </w:pPr>
-      <w:r>
-        <w:t>Natural language deal search: "Find deals on pushchairs under GBP200"</w:t>
-      </w:r>
-    </w:p>
-    <w:p>
-      <w:pPr>
-        <w:pStyle w:val="Heading1"/>
-      </w:pPr>
-      <w:r>
-        <w:rPr>
-          <w:color w:val="262A35"/>
-        </w:rPr>
-        <w:t>4. AI Usage Limits by Tier</w:t>
-      </w:r>
-    </w:p>
-    <w:tbl>
-      <w:tblPr>
-        <w:tblStyle w:val="LightGrid-Accent1"/>
-        <w:tblW w:type="auto" w:w="0"/>
-        <w:jc w:val="center"/>
-        <w:tblLook w:firstColumn="1" w:firstRow="1" w:lastColumn="0" w:lastRow="0" w:noHBand="0" w:noVBand="1" w:val="04A0"/>
-      </w:tblPr>
-      <w:tblGrid>
-        <w:gridCol w:w="2160"/>
-        <w:gridCol w:w="2160"/>
-        <w:gridCol w:w="2160"/>
-        <w:gridCol w:w="2160"/>
-      </w:tblGrid>
-      <w:tr>
-        <w:tc>
-          <w:tcPr>
-            <w:tcW w:type="dxa" w:w="2160"/>
-            <w:shd w:val="clear" w:color="auto" w:fill="FF975C"/>
-          </w:tcPr>
-          <w:p>
-            <w:r>
-              <w:rPr>
-                <w:b/>
-                <w:sz w:val="20"/>
-              </w:rPr>
-              <w:t>AI Feature</w:t>
-            </w:r>
-          </w:p>
-        </w:tc>
-        <w:tc>
-          <w:tcPr>
-            <w:tcW w:type="dxa" w:w="2160"/>
-            <w:shd w:val="clear" w:color="auto" w:fill="FF975C"/>
-          </w:tcPr>
-          <w:p>
-            <w:r>
-              <w:rPr>
-                <w:b/>
-                <w:sz w:val="20"/>
-              </w:rPr>
-              <w:t>Explorer</w:t>
-            </w:r>
-          </w:p>
-        </w:tc>
-        <w:tc>
-          <w:tcPr>
-            <w:tcW w:type="dxa" w:w="2160"/>
-            <w:shd w:val="clear" w:color="auto" w:fill="FF975C"/>
-          </w:tcPr>
-          <w:p>
-            <w:r>
-              <w:rPr>
-                <w:b/>
-                <w:sz w:val="20"/>
-              </w:rPr>
-              <w:t>Neighbourhood</w:t>
-            </w:r>
-          </w:p>
-        </w:tc>
-        <w:tc>
-          <w:tcPr>
-            <w:tcW w:type="dxa" w:w="2160"/>
-            <w:shd w:val="clear" w:color="auto" w:fill="FF975C"/>
-          </w:tcPr>
-          <w:p>
-            <w:r>
-              <w:rPr>
-                <w:b/>
-                <w:sz w:val="20"/>
-              </w:rPr>
-              <w:t>Inner Circle</w:t>
-            </w:r>
-          </w:p>
-        </w:tc>
-      </w:tr>
-      <w:tr>
-        <w:tc>
-          <w:tcPr>
-            <w:tcW w:type="dxa" w:w="2160"/>
-          </w:tcPr>
-          <w:p>
-            <w:r>
-              <w:rPr>
-                <w:sz w:val="20"/>
-              </w:rPr>
-              <w:t>Copilot Chats/Day</w:t>
-            </w:r>
-          </w:p>
-        </w:tc>
-        <w:tc>
-          <w:tcPr>
-            <w:tcW w:type="dxa" w:w="2160"/>
-          </w:tcPr>
-          <w:p>
-            <w:r>
-              <w:rPr>
-                <w:sz w:val="20"/>
-              </w:rPr>
-              <w:t>3</w:t>
-            </w:r>
-          </w:p>
-        </w:tc>
-        <w:tc>
-          <w:tcPr>
-            <w:tcW w:type="dxa" w:w="2160"/>
-          </w:tcPr>
-          <w:p>
-            <w:r>
-              <w:rPr>
-                <w:sz w:val="20"/>
-              </w:rPr>
-              <w:t>25</w:t>
-            </w:r>
-          </w:p>
-        </w:tc>
-        <w:tc>
-          <w:tcPr>
-            <w:tcW w:type="dxa" w:w="2160"/>
-          </w:tcPr>
-          <w:p>
-            <w:r>
-              <w:rPr>
-                <w:sz w:val="20"/>
-              </w:rPr>
-              <w:t>Unlimited</w:t>
-            </w:r>
-          </w:p>
-        </w:tc>
-      </w:tr>
-      <w:tr>
-        <w:tc>
-          <w:tcPr>
-            <w:tcW w:type="dxa" w:w="2160"/>
-          </w:tcPr>
-          <w:p>
-            <w:r>
-              <w:rPr>
-                <w:sz w:val="20"/>
-              </w:rPr>
-              <w:t>Chat Summaries/Day</w:t>
-            </w:r>
-          </w:p>
-        </w:tc>
-        <w:tc>
-          <w:tcPr>
-            <w:tcW w:type="dxa" w:w="2160"/>
-          </w:tcPr>
-          <w:p>
-            <w:r>
-              <w:rPr>
-                <w:sz w:val="20"/>
-              </w:rPr>
-              <w:t>1</w:t>
-            </w:r>
-          </w:p>
-        </w:tc>
-        <w:tc>
-          <w:tcPr>
-            <w:tcW w:type="dxa" w:w="2160"/>
-          </w:tcPr>
-          <w:p>
-            <w:r>
-              <w:rPr>
-                <w:sz w:val="20"/>
-              </w:rPr>
-              <w:t>10</w:t>
-            </w:r>
-          </w:p>
-        </w:tc>
-        <w:tc>
-          <w:tcPr>
-            <w:tcW w:type="dxa" w:w="2160"/>
-          </w:tcPr>
-          <w:p>
-            <w:r>
-              <w:rPr>
-                <w:sz w:val="20"/>
-              </w:rPr>
-              <w:t>Unlimited</w:t>
-            </w:r>
-          </w:p>
-        </w:tc>
-      </w:tr>
-      <w:tr>
-        <w:tc>
-          <w:tcPr>
-            <w:tcW w:type="dxa" w:w="2160"/>
-          </w:tcPr>
-          <w:p>
-            <w:r>
-              <w:rPr>
-                <w:sz w:val="20"/>
-              </w:rPr>
-              <w:t>Event Discovery</w:t>
-            </w:r>
-          </w:p>
-        </w:tc>
-        <w:tc>
-          <w:tcPr>
-            <w:tcW w:type="dxa" w:w="2160"/>
-          </w:tcPr>
-          <w:p>
-            <w:r>
-              <w:rPr>
-                <w:sz w:val="20"/>
-              </w:rPr>
-              <w:t>1/week</w:t>
-            </w:r>
-          </w:p>
-        </w:tc>
-        <w:tc>
-          <w:tcPr>
-            <w:tcW w:type="dxa" w:w="2160"/>
-          </w:tcPr>
-          <w:p>
-            <w:r>
-              <w:rPr>
-                <w:sz w:val="20"/>
-              </w:rPr>
-              <w:t>Daily</w:t>
-            </w:r>
-          </w:p>
-        </w:tc>
-        <w:tc>
-          <w:tcPr>
-            <w:tcW w:type="dxa" w:w="2160"/>
-          </w:tcPr>
-          <w:p>
-            <w:r>
-              <w:rPr>
-                <w:sz w:val="20"/>
-              </w:rPr>
-              <w:t>Unlimited</w:t>
-            </w:r>
-          </w:p>
-        </w:tc>
-      </w:tr>
-      <w:tr>
-        <w:tc>
-          <w:tcPr>
-            <w:tcW w:type="dxa" w:w="2160"/>
-          </w:tcPr>
-          <w:p>
-            <w:r>
-              <w:rPr>
-                <w:sz w:val="20"/>
-              </w:rPr>
-              <w:t>Listing Generator/Month</w:t>
-            </w:r>
-          </w:p>
-        </w:tc>
-        <w:tc>
-          <w:tcPr>
-            <w:tcW w:type="dxa" w:w="2160"/>
-          </w:tcPr>
-          <w:p>
-            <w:r>
-              <w:rPr>
-                <w:sz w:val="20"/>
-              </w:rPr>
-              <w:t>0</w:t>
-            </w:r>
-          </w:p>
-        </w:tc>
-        <w:tc>
-          <w:tcPr>
-            <w:tcW w:type="dxa" w:w="2160"/>
-          </w:tcPr>
-          <w:p>
-            <w:r>
-              <w:rPr>
-                <w:sz w:val="20"/>
-              </w:rPr>
-              <w:t>10</w:t>
-            </w:r>
-          </w:p>
-        </w:tc>
-        <w:tc>
-          <w:tcPr>
-            <w:tcW w:type="dxa" w:w="2160"/>
-          </w:tcPr>
-          <w:p>
-            <w:r>
-              <w:rPr>
-                <w:sz w:val="20"/>
-              </w:rPr>
-              <w:t>Unlimited</w:t>
-            </w:r>
-          </w:p>
-        </w:tc>
-      </w:tr>
-      <w:tr>
-        <w:tc>
-          <w:tcPr>
-            <w:tcW w:type="dxa" w:w="2160"/>
-          </w:tcPr>
-          <w:p>
-            <w:r>
-              <w:rPr>
-                <w:sz w:val="20"/>
-              </w:rPr>
-              <w:t>Travel Concierge/Day</w:t>
-            </w:r>
-          </w:p>
-        </w:tc>
-        <w:tc>
-          <w:tcPr>
-            <w:tcW w:type="dxa" w:w="2160"/>
-          </w:tcPr>
-          <w:p>
-            <w:r>
-              <w:rPr>
-                <w:sz w:val="20"/>
-              </w:rPr>
-              <w:t>0</w:t>
-            </w:r>
-          </w:p>
-        </w:tc>
-        <w:tc>
-          <w:tcPr>
-            <w:tcW w:type="dxa" w:w="2160"/>
-          </w:tcPr>
-          <w:p>
-            <w:r>
-              <w:rPr>
-                <w:sz w:val="20"/>
-              </w:rPr>
-              <w:t>15</w:t>
-            </w:r>
-          </w:p>
-        </w:tc>
-        <w:tc>
-          <w:tcPr>
-            <w:tcW w:type="dxa" w:w="2160"/>
-          </w:tcPr>
-          <w:p>
-            <w:r>
-              <w:rPr>
-                <w:sz w:val="20"/>
-              </w:rPr>
-              <w:t>Unlimited</w:t>
-            </w:r>
-          </w:p>
-        </w:tc>
-      </w:tr>
-      <w:tr>
-        <w:tc>
-          <w:tcPr>
-            <w:tcW w:type="dxa" w:w="2160"/>
-          </w:tcPr>
-          <w:p>
-            <w:r>
-              <w:rPr>
-                <w:sz w:val="20"/>
-              </w:rPr>
-              <w:t>AI Matchmaker</w:t>
-            </w:r>
-          </w:p>
-        </w:tc>
-        <w:tc>
-          <w:tcPr>
-            <w:tcW w:type="dxa" w:w="2160"/>
-          </w:tcPr>
-          <w:p>
-            <w:r>
-              <w:rPr>
-                <w:sz w:val="20"/>
-              </w:rPr>
-              <w:t>No</w:t>
-            </w:r>
-          </w:p>
-        </w:tc>
-        <w:tc>
-          <w:tcPr>
-            <w:tcW w:type="dxa" w:w="2160"/>
-          </w:tcPr>
-          <w:p>
-            <w:r>
-              <w:rPr>
-                <w:sz w:val="20"/>
-              </w:rPr>
-              <w:t>No</w:t>
-            </w:r>
-          </w:p>
-        </w:tc>
-        <w:tc>
-          <w:tcPr>
-            <w:tcW w:type="dxa" w:w="2160"/>
-          </w:tcPr>
-          <w:p>
-            <w:r>
-              <w:rPr>
-                <w:sz w:val="20"/>
-              </w:rPr>
-              <w:t>Yes</w:t>
-            </w:r>
-          </w:p>
-        </w:tc>
-      </w:tr>
-      <w:tr>
-        <w:tc>
-          <w:tcPr>
-            <w:tcW w:type="dxa" w:w="2160"/>
-          </w:tcPr>
-          <w:p>
-            <w:r>
-              <w:rPr>
-                <w:sz w:val="20"/>
-              </w:rPr>
-              <w:t>Smart Feed/Day</w:t>
-            </w:r>
-          </w:p>
-        </w:tc>
-        <w:tc>
-          <w:tcPr>
-            <w:tcW w:type="dxa" w:w="2160"/>
-          </w:tcPr>
-          <w:p>
-            <w:r>
-              <w:rPr>
-                <w:sz w:val="20"/>
-              </w:rPr>
-              <w:t>2</w:t>
-            </w:r>
-          </w:p>
-        </w:tc>
-        <w:tc>
-          <w:tcPr>
-            <w:tcW w:type="dxa" w:w="2160"/>
-          </w:tcPr>
-          <w:p>
-            <w:r>
-              <w:rPr>
-                <w:sz w:val="20"/>
-              </w:rPr>
-              <w:t>Unlimited</w:t>
-            </w:r>
-          </w:p>
-        </w:tc>
-        <w:tc>
-          <w:tcPr>
-            <w:tcW w:type="dxa" w:w="2160"/>
-          </w:tcPr>
-          <w:p>
-            <w:r>
-              <w:rPr>
-                <w:sz w:val="20"/>
-              </w:rPr>
-              <w:t>Unlimited</w:t>
-            </w:r>
-          </w:p>
-        </w:tc>
-      </w:tr>
-      <w:tr>
-        <w:tc>
-          <w:tcPr>
-            <w:tcW w:type="dxa" w:w="2160"/>
-          </w:tcPr>
-          <w:p>
-            <w:r>
-              <w:rPr>
-                <w:sz w:val="20"/>
-              </w:rPr>
-              <w:t>Deals Views/Day</w:t>
-            </w:r>
-          </w:p>
-        </w:tc>
-        <w:tc>
-          <w:tcPr>
-            <w:tcW w:type="dxa" w:w="2160"/>
-          </w:tcPr>
-          <w:p>
-            <w:r>
-              <w:rPr>
-                <w:sz w:val="20"/>
-              </w:rPr>
-              <w:t>10</w:t>
-            </w:r>
-          </w:p>
-        </w:tc>
-        <w:tc>
-          <w:tcPr>
-            <w:tcW w:type="dxa" w:w="2160"/>
-          </w:tcPr>
-          <w:p>
-            <w:r>
-              <w:rPr>
-                <w:sz w:val="20"/>
-              </w:rPr>
-              <w:t>Unlimited</w:t>
-            </w:r>
-          </w:p>
-        </w:tc>
-        <w:tc>
-          <w:tcPr>
-            <w:tcW w:type="dxa" w:w="2160"/>
-          </w:tcPr>
-          <w:p>
-            <w:r>
-              <w:rPr>
-                <w:sz w:val="20"/>
-              </w:rPr>
-              <w:t>Unlimited</w:t>
-            </w:r>
-          </w:p>
-        </w:tc>
-      </w:tr>
-    </w:tbl>
-    <w:p>
-      <w:pPr>
-        <w:pStyle w:val="Heading1"/>
-      </w:pPr>
-      <w:r>
-        <w:rPr>
-          <w:color w:val="262A35"/>
-        </w:rPr>
-        <w:t>5. Data Privacy &amp; Ethics</w:t>
-      </w:r>
-    </w:p>
-    <w:p>
-      <w:r>
-        <w:rPr>
-          <w:b w:val="0"/>
-          <w:i w:val="0"/>
-          <w:sz w:val="22"/>
-        </w:rPr>
-        <w:t>All AI features comply with UK GDPR and the Children's Code. User data is processed locally where possible (on-device models), and cloud AI calls are anonymised. The Deals feature does not share user data with RevGlue - only exit-click tracking occurs.</w:t>
+        <w:t xml:space="preserve"> Aggregated anonymised insights across boroughs to surface national parenting trends.</w:t>
       </w:r>
     </w:p>
     <w:sectPr>
